--- a/PropuestaProyecto/PropuestaIntegradora.V.0.0.4Capitulo1.docx
+++ b/PropuestaProyecto/PropuestaIntegradora.V.0.0.4Capitulo1.docx
@@ -1,6 +1,6 @@
 
 <file path=word/document.xml><?xml version="1.0" encoding="utf-8"?>
-<w:document xmlns:wpc="http://schemas.microsoft.com/office/word/2010/wordprocessingCanvas" xmlns:cx="http://schemas.microsoft.com/office/drawing/2014/chartex" xmlns:cx1="http://schemas.microsoft.com/office/drawing/2015/9/8/chartex" xmlns:cx2="http://schemas.microsoft.com/office/drawing/2015/10/21/chartex" xmlns:cx3="http://schemas.microsoft.com/office/drawing/2016/5/9/chartex" xmlns:cx4="http://schemas.microsoft.com/office/drawing/2016/5/10/chartex" xmlns:cx5="http://schemas.microsoft.com/office/drawing/2016/5/11/chartex" xmlns:cx6="http://schemas.microsoft.com/office/drawing/2016/5/12/chartex" xmlns:cx7="http://schemas.microsoft.com/office/drawing/2016/5/13/chartex" xmlns:cx8="http://schemas.microsoft.com/office/drawing/2016/5/14/chartex" xmlns:mc="http://schemas.openxmlformats.org/markup-compatibility/2006" xmlns:aink="http://schemas.microsoft.com/office/drawing/2016/ink" xmlns:am3d="http://schemas.microsoft.com/office/drawing/2017/model3d" xmlns:o="urn:schemas-microsoft-com:office:office" xmlns:oel="http://schemas.microsoft.com/office/2019/extlst" xmlns:r="http://schemas.openxmlformats.org/officeDocument/2006/relationships" xmlns:m="http://schemas.openxmlformats.org/officeDocument/2006/math" xmlns:v="urn:schemas-microsoft-com:vml" xmlns:wp14="http://schemas.microsoft.com/office/word/2010/wordprocessingDrawing" xmlns:wp="http://schemas.openxmlformats.org/drawingml/2006/wordprocessingDrawing" xmlns:w10="urn:schemas-microsoft-com:office:word" xmlns:w="http://schemas.openxmlformats.org/wordprocessingml/2006/main" xmlns:w14="http://schemas.microsoft.com/office/word/2010/wordml" xmlns:w15="http://schemas.microsoft.com/office/word/2012/wordml" xmlns:w16cex="http://schemas.microsoft.com/office/word/2018/wordml/cex" xmlns:w16cid="http://schemas.microsoft.com/office/word/2016/wordml/cid" xmlns:w16="http://schemas.microsoft.com/office/word/2018/wordml" xmlns:w16du="http://schemas.microsoft.com/office/word/2023/wordml/word16du" xmlns:w16sdtdh="http://schemas.microsoft.com/office/word/2020/wordml/sdtdatahash" xmlns:w16sdtfl="http://schemas.microsoft.com/office/word/2024/wordml/sdtformatlock" xmlns:w16se="http://schemas.microsoft.com/office/word/2015/wordml/symex" xmlns:wpg="http://schemas.microsoft.com/office/word/2010/wordprocessingGroup" xmlns:wpi="http://schemas.microsoft.com/office/word/2010/wordprocessingInk" xmlns:wne="http://schemas.microsoft.com/office/word/2006/wordml" xmlns:wps="http://schemas.microsoft.com/office/word/2010/wordprocessingShape" mc:Ignorable="w14 w15 w16se w16cid w16 w16cex w16sdtdh w16sdtfl w16du wp14">
+<w:document xmlns:wpc="http://schemas.microsoft.com/office/word/2010/wordprocessingCanvas" xmlns:cx="http://schemas.microsoft.com/office/drawing/2014/chartex" xmlns:cx1="http://schemas.microsoft.com/office/drawing/2015/9/8/chartex" xmlns:cx2="http://schemas.microsoft.com/office/drawing/2015/10/21/chartex" xmlns:cx3="http://schemas.microsoft.com/office/drawing/2016/5/9/chartex" xmlns:cx4="http://schemas.microsoft.com/office/drawing/2016/5/10/chartex" xmlns:cx5="http://schemas.microsoft.com/office/drawing/2016/5/11/chartex" xmlns:cx6="http://schemas.microsoft.com/office/drawing/2016/5/12/chartex" xmlns:cx7="http://schemas.microsoft.com/office/drawing/2016/5/13/chartex" xmlns:cx8="http://schemas.microsoft.com/office/drawing/2016/5/14/chartex" xmlns:mc="http://schemas.openxmlformats.org/markup-compatibility/2006" xmlns:aink="http://schemas.microsoft.com/office/drawing/2016/ink" xmlns:am3d="http://schemas.microsoft.com/office/drawing/2017/model3d" xmlns:o="urn:schemas-microsoft-com:office:office" xmlns:r="http://schemas.openxmlformats.org/officeDocument/2006/relationships" xmlns:m="http://schemas.openxmlformats.org/officeDocument/2006/math" xmlns:v="urn:schemas-microsoft-com:vml" xmlns:wp14="http://schemas.microsoft.com/office/word/2010/wordprocessingDrawing" xmlns:wp="http://schemas.openxmlformats.org/drawingml/2006/wordprocessingDrawing" xmlns:w10="urn:schemas-microsoft-com:office:word" xmlns:w="http://schemas.openxmlformats.org/wordprocessingml/2006/main" xmlns:w14="http://schemas.microsoft.com/office/word/2010/wordml" xmlns:w15="http://schemas.microsoft.com/office/word/2012/wordml" xmlns:w16cid="http://schemas.microsoft.com/office/word/2016/wordml/cid" xmlns:w16se="http://schemas.microsoft.com/office/word/2015/wordml/symex" xmlns:wpg="http://schemas.microsoft.com/office/word/2010/wordprocessingGroup" xmlns:wpi="http://schemas.microsoft.com/office/word/2010/wordprocessingInk" xmlns:wne="http://schemas.microsoft.com/office/word/2006/wordml" xmlns:wps="http://schemas.microsoft.com/office/word/2010/wordprocessingShape" mc:Ignorable="w14 w15 w16se w16cid wp14">
   <w:body>
     <w:p>
       <w:pPr>
@@ -1443,7 +1443,6 @@
       </w:pPr>
       <w:bookmarkStart w:id="0" w:name="_Toc208346822"/>
       <w:r>
-        <w:lastRenderedPageBreak/>
         <w:t>INTRODUCCIÓN</w:t>
       </w:r>
       <w:bookmarkEnd w:id="0"/>
@@ -1603,40 +1602,6 @@
     <w:p/>
     <w:p>
       <w:pPr>
-        <w:spacing w:line="360" w:lineRule="auto"/>
-        <w:ind w:left="708"/>
-        <w:jc w:val="both"/>
-        <w:rPr>
-          <w:rFonts w:ascii="Arial" w:hAnsi="Arial" w:cs="Arial"/>
-          <w:sz w:val="24"/>
-        </w:rPr>
-      </w:pPr>
-      <w:r>
-        <w:rPr>
-          <w:rFonts w:ascii="Arial" w:hAnsi="Arial" w:cs="Arial"/>
-          <w:sz w:val="24"/>
-        </w:rPr>
-        <w:t>¿Cuáles son los factores que influyen en la eficiencia y organización de la gestión de citas en el consultorio dental Cali-</w:t>
-      </w:r>
-      <w:proofErr w:type="spellStart"/>
-      <w:r>
-        <w:rPr>
-          <w:rFonts w:ascii="Arial" w:hAnsi="Arial" w:cs="Arial"/>
-          <w:sz w:val="24"/>
-        </w:rPr>
-        <w:t>Dent</w:t>
-      </w:r>
-      <w:proofErr w:type="spellEnd"/>
-      <w:r>
-        <w:rPr>
-          <w:rFonts w:ascii="Arial" w:hAnsi="Arial" w:cs="Arial"/>
-          <w:sz w:val="24"/>
-        </w:rPr>
-        <w:t>, teniendo en cuenta la interacción entre pacientes, dentista y asistente, así como los métodos actuales de registro en agenda manual o calendario digital?</w:t>
-      </w:r>
-    </w:p>
-    <w:p>
-      <w:pPr>
         <w:pStyle w:val="Prrafodelista"/>
         <w:spacing w:line="360" w:lineRule="auto"/>
         <w:jc w:val="both"/>
@@ -1679,47 +1644,30 @@
           <w:sz w:val="24"/>
         </w:rPr>
       </w:pPr>
-      <w:r>
-        <w:rPr>
-          <w:rFonts w:ascii="Arial" w:hAnsi="Arial" w:cs="Arial"/>
-          <w:sz w:val="24"/>
-        </w:rPr>
-        <w:t xml:space="preserve">El Dr. Ricardo Segura Valdés, cirujano dentista, señala que a lo largo de la trayectoria del consultorio se han presentado diversos casos relacionados con la gestión de citas. Estos casos han evidenciado que, en muchas ocasiones, el uso de la agenda manual genera desorden visual y dificultades en la organización, lo que afecta la eficiencia en la programación y seguimiento de las citas. </w:t>
-      </w:r>
     </w:p>
     <w:p>
       <w:pPr>
         <w:pStyle w:val="Prrafodelista"/>
         <w:spacing w:line="360" w:lineRule="auto"/>
         <w:jc w:val="both"/>
-      </w:pPr>
-      <w:r>
-        <w:rPr>
-          <w:rFonts w:ascii="Arial" w:hAnsi="Arial" w:cs="Arial"/>
-          <w:sz w:val="24"/>
-        </w:rPr>
-        <w:t>La primera situación ocurre cuando un paciente llega al consultorio sin cita previa, es decir, en su primera visita. En estos casos, con frecuencia no recibe atención inmediata en la sala de espera, ya que el dentista se encuentra ocupado con otro paciente y el asistente está apoyando en el procedimiento. Ante ello, el paciente debe esperar su turno o acudir a tocar la puerta para ser atendido.</w:t>
-      </w:r>
-      <w:r>
-        <w:t xml:space="preserve"> </w:t>
-      </w:r>
-      <w:r>
-        <w:rPr>
-          <w:rFonts w:ascii="Arial" w:hAnsi="Arial" w:cs="Arial"/>
-          <w:sz w:val="24"/>
-        </w:rPr>
-        <w:t xml:space="preserve">La segunda situación ocurre cuando el paciente ya es cliente del consultorio. En este caso, la cita se agenda directamente en el establecimiento, confirmando con el paciente el día y la hora de su disponibilidad. El registro se realiza principalmente en una agenda manual o, en su defecto, en el calendario del teléfono. En caso de que el paciente requiera cancelar o reprogramar, se le facilita el número del consultorio </w:t>
-      </w:r>
-      <w:r>
-        <w:rPr>
-          <w:rFonts w:ascii="Arial" w:hAnsi="Arial" w:cs="Arial"/>
-          <w:sz w:val="24"/>
-        </w:rPr>
-        <w:lastRenderedPageBreak/>
-        <w:t>para que pueda gestionar su solicitud mediante una llamada telefónica o un mensaje de WhatsApp.</w:t>
-      </w:r>
-      <w:r>
-        <w:t xml:space="preserve"> </w:t>
+        <w:rPr>
+          <w:rFonts w:ascii="Arial" w:hAnsi="Arial" w:cs="Arial"/>
+          <w:sz w:val="24"/>
+        </w:rPr>
+      </w:pPr>
+      <w:r>
+        <w:rPr>
+          <w:rFonts w:ascii="Arial" w:hAnsi="Arial" w:cs="Arial"/>
+          <w:sz w:val="24"/>
+        </w:rPr>
+        <w:t xml:space="preserve">El Dr. Ricardo Segura Valdés, cirujano dentista, señala que a lo largo de la trayectoria del consultorio se han presentado diversos casos relacionados con la gestión de citas. </w:t>
+      </w:r>
+      <w:r>
+        <w:rPr>
+          <w:rFonts w:ascii="Arial" w:hAnsi="Arial" w:cs="Arial"/>
+          <w:sz w:val="24"/>
+        </w:rPr>
+        <w:t xml:space="preserve">Estos casos han evidenciado que, en muchas ocasiones, el uso de la agenda manual genera desorden visual y dificultades en la organización, lo que afecta la eficiencia en la programación y seguimiento de las citas. </w:t>
       </w:r>
     </w:p>
     <w:p>
@@ -1732,13 +1680,6 @@
           <w:sz w:val="24"/>
         </w:rPr>
       </w:pPr>
-      <w:r>
-        <w:rPr>
-          <w:rFonts w:ascii="Arial" w:hAnsi="Arial" w:cs="Arial"/>
-          <w:sz w:val="24"/>
-        </w:rPr>
-        <w:t>La tercera situación, similar a la primera pero de manera remota, se presenta cuando el paciente es nuevo y no está familiarizado con el consultorio. En este caso, el paciente se informa sobre los servicios ofrecidos a través de redes sociales, guarda el número del consultorio y posteriormente realiza una llamada o envía un mensaje para solicitar información adicional. Tras consultar sobre los servicios y costos, solicita una cita, la cual, en la mayoría de los casos, es agendada directamente por el dentista, asegurando así la atención adecuada desde el primer contacto.</w:t>
-      </w:r>
     </w:p>
     <w:p>
       <w:pPr>
@@ -1755,14 +1696,17 @@
           <w:rFonts w:ascii="Arial" w:hAnsi="Arial" w:cs="Arial"/>
           <w:sz w:val="24"/>
         </w:rPr>
-        <w:t>Por ello l</w:t>
-      </w:r>
-      <w:r>
-        <w:rPr>
-          <w:rFonts w:ascii="Arial" w:hAnsi="Arial" w:cs="Arial"/>
-          <w:sz w:val="24"/>
-        </w:rPr>
-        <w:t>os desórdenes en la agenda manual y la falta de un sistema estandarizado generan demoras, citas duplicadas, conflictos de horarios y dificultades para hacer seguimiento a los pacientes. Estas situaciones se evidencian en la experiencia diaria del consultorio, donde tanto pacientes como personal reportan confusión y tiempos de espera prolongados. La ineficiente gestión de citas afecta la satisfacción del paciente, reduce la eficiencia del personal y puede provocar pérdida de clientes, además de incrementar la carga administrativa sobre el dentista y el asistente, lo que impacta la calidad del servicio y la organización interna del consultorio. Por ello, es necesario implementar un sistema de gestión de citas más eficiente que permita organizar correctamente los horarios, reducir errores y mejorar la experiencia del paciente, asegurando una atención más rápida, ordenada y profesional, y optimizando los recursos del consultorio.</w:t>
+        <w:t>La primera situación ocurre cuando un paciente llega al consultorio sin cita previa, es decir, en su primera visita. En estos casos, con frecuencia no recibe atención inmediata en la sala de espera, ya que el dentista se encuentra ocupado con otro paciente y el asistente está apoyando en el procedimiento. Ante ello, el paciente debe esperar su turno o acudir a tocar la puerta para ser atendido.</w:t>
+      </w:r>
+      <w:r>
+        <w:t xml:space="preserve"> </w:t>
+      </w:r>
+      <w:r>
+        <w:rPr>
+          <w:rFonts w:ascii="Arial" w:hAnsi="Arial" w:cs="Arial"/>
+          <w:sz w:val="24"/>
+        </w:rPr>
+        <w:t xml:space="preserve">La segunda situación ocurre cuando el paciente ya es cliente del consultorio. En este caso, la cita se agenda directamente en el establecimiento, confirmando con el paciente el día y la hora de su disponibilidad. </w:t>
       </w:r>
     </w:p>
     <w:p>
@@ -1781,11 +1725,17 @@
         <w:pStyle w:val="Prrafodelista"/>
         <w:spacing w:line="360" w:lineRule="auto"/>
         <w:jc w:val="both"/>
-        <w:rPr>
-          <w:rFonts w:ascii="Arial" w:hAnsi="Arial" w:cs="Arial"/>
-          <w:sz w:val="24"/>
-        </w:rPr>
-      </w:pPr>
+      </w:pPr>
+      <w:r>
+        <w:rPr>
+          <w:rFonts w:ascii="Arial" w:hAnsi="Arial" w:cs="Arial"/>
+          <w:sz w:val="24"/>
+        </w:rPr>
+        <w:t>El registro se realiza principalmente en una agenda manual o, en su defecto, en el calendario del teléfono. En caso de que el paciente requiera cancelar o reprogramar, se le facilita el número del consultorio para que pueda gestionar su solicitud mediante una llamada telefónica o un mensaje de WhatsApp.</w:t>
+      </w:r>
+      <w:r>
+        <w:t xml:space="preserve"> </w:t>
+      </w:r>
     </w:p>
     <w:p>
       <w:pPr>
@@ -1797,6 +1747,13 @@
           <w:sz w:val="24"/>
         </w:rPr>
       </w:pPr>
+      <w:r>
+        <w:rPr>
+          <w:rFonts w:ascii="Arial" w:hAnsi="Arial" w:cs="Arial"/>
+          <w:sz w:val="24"/>
+        </w:rPr>
+        <w:t xml:space="preserve">La tercera situación, similar a la primera pero de manera remota, se presenta cuando el paciente es nuevo y no está familiarizado con el consultorio. En este caso, el paciente se informa sobre los servicios ofrecidos a través de redes sociales, guarda el número del consultorio y posteriormente realiza una llamada o envía un mensaje para solicitar información adicional. </w:t>
+      </w:r>
     </w:p>
     <w:p>
       <w:pPr>
@@ -1808,6 +1765,13 @@
           <w:sz w:val="24"/>
         </w:rPr>
       </w:pPr>
+      <w:r>
+        <w:rPr>
+          <w:rFonts w:ascii="Arial" w:hAnsi="Arial" w:cs="Arial"/>
+          <w:sz w:val="24"/>
+        </w:rPr>
+        <w:t>Tras consultar sobre los servicios y costos, solicita una cita, la cual, en la mayoría de los casos, es agendada directamente por el dentista, asegurando así la atención adecuada desde el primer contacto.</w:t>
+      </w:r>
     </w:p>
     <w:p>
       <w:pPr>
@@ -1819,6 +1783,20 @@
           <w:sz w:val="24"/>
         </w:rPr>
       </w:pPr>
+      <w:r>
+        <w:rPr>
+          <w:rFonts w:ascii="Arial" w:hAnsi="Arial" w:cs="Arial"/>
+          <w:sz w:val="24"/>
+        </w:rPr>
+        <w:t>Por ello l</w:t>
+      </w:r>
+      <w:r>
+        <w:rPr>
+          <w:rFonts w:ascii="Arial" w:hAnsi="Arial" w:cs="Arial"/>
+          <w:sz w:val="24"/>
+        </w:rPr>
+        <w:t xml:space="preserve">os desórdenes en la agenda manual y la falta de un sistema estandarizado generan demoras, citas duplicadas, conflictos de horarios y dificultades para hacer seguimiento a los pacientes. </w:t>
+      </w:r>
     </w:p>
     <w:p>
       <w:pPr>
@@ -1830,9 +1808,17 @@
           <w:sz w:val="24"/>
         </w:rPr>
       </w:pPr>
-    </w:p>
-    <w:p>
-      <w:pPr>
+      <w:r>
+        <w:rPr>
+          <w:rFonts w:ascii="Arial" w:hAnsi="Arial" w:cs="Arial"/>
+          <w:sz w:val="24"/>
+        </w:rPr>
+        <w:t>Estas situaciones se evidencian en la experiencia diaria del consultorio, donde tanto pacientes como personal reportan confusión y tiempos de espera prolongados.</w:t>
+      </w:r>
+    </w:p>
+    <w:p>
+      <w:pPr>
+        <w:pStyle w:val="Prrafodelista"/>
         <w:spacing w:line="360" w:lineRule="auto"/>
         <w:jc w:val="both"/>
         <w:rPr>
@@ -1840,6 +1826,89 @@
           <w:sz w:val="24"/>
         </w:rPr>
       </w:pPr>
+      <w:r>
+        <w:rPr>
+          <w:rFonts w:ascii="Arial" w:hAnsi="Arial" w:cs="Arial"/>
+          <w:sz w:val="24"/>
+        </w:rPr>
+        <w:t xml:space="preserve"> La ineficiente gestión de citas afecta la satisfacción del paciente, reduce la eficiencia del personal y puede provocar pérdida de clientes, además de incrementar la carga administrativa sobre el dentista y el asistente, lo que impacta la calidad del servicio y la organización interna del consultorio. </w:t>
+      </w:r>
+    </w:p>
+    <w:p>
+      <w:pPr>
+        <w:pStyle w:val="Prrafodelista"/>
+        <w:spacing w:line="360" w:lineRule="auto"/>
+        <w:jc w:val="both"/>
+        <w:rPr>
+          <w:rFonts w:ascii="Arial" w:hAnsi="Arial" w:cs="Arial"/>
+          <w:sz w:val="24"/>
+        </w:rPr>
+      </w:pPr>
+    </w:p>
+    <w:p>
+      <w:pPr>
+        <w:pStyle w:val="Prrafodelista"/>
+        <w:spacing w:line="360" w:lineRule="auto"/>
+        <w:jc w:val="both"/>
+        <w:rPr>
+          <w:rFonts w:ascii="Arial" w:hAnsi="Arial" w:cs="Arial"/>
+          <w:sz w:val="24"/>
+        </w:rPr>
+      </w:pPr>
+    </w:p>
+    <w:p>
+      <w:pPr>
+        <w:pStyle w:val="Prrafodelista"/>
+        <w:spacing w:line="360" w:lineRule="auto"/>
+        <w:jc w:val="both"/>
+        <w:rPr>
+          <w:rFonts w:ascii="Arial" w:hAnsi="Arial" w:cs="Arial"/>
+          <w:sz w:val="24"/>
+        </w:rPr>
+      </w:pPr>
+    </w:p>
+    <w:p>
+      <w:pPr>
+        <w:pStyle w:val="Prrafodelista"/>
+        <w:spacing w:line="360" w:lineRule="auto"/>
+        <w:jc w:val="both"/>
+        <w:rPr>
+          <w:rFonts w:ascii="Arial" w:hAnsi="Arial" w:cs="Arial"/>
+          <w:sz w:val="24"/>
+        </w:rPr>
+      </w:pPr>
+    </w:p>
+    <w:p>
+      <w:pPr>
+        <w:pStyle w:val="Prrafodelista"/>
+        <w:spacing w:line="360" w:lineRule="auto"/>
+        <w:jc w:val="both"/>
+        <w:rPr>
+          <w:rFonts w:ascii="Arial" w:hAnsi="Arial" w:cs="Arial"/>
+          <w:sz w:val="24"/>
+        </w:rPr>
+      </w:pPr>
+    </w:p>
+    <w:p>
+      <w:pPr>
+        <w:pStyle w:val="Prrafodelista"/>
+        <w:spacing w:line="360" w:lineRule="auto"/>
+        <w:jc w:val="both"/>
+        <w:rPr>
+          <w:rFonts w:ascii="Arial" w:hAnsi="Arial" w:cs="Arial"/>
+          <w:sz w:val="24"/>
+        </w:rPr>
+      </w:pPr>
+    </w:p>
+    <w:p>
+      <w:pPr>
+        <w:spacing w:line="360" w:lineRule="auto"/>
+        <w:jc w:val="both"/>
+        <w:rPr>
+          <w:rFonts w:ascii="Arial" w:hAnsi="Arial" w:cs="Arial"/>
+          <w:sz w:val="24"/>
+        </w:rPr>
+      </w:pPr>
     </w:p>
     <w:p>
       <w:pPr>
@@ -1851,7 +1920,6 @@
       </w:pPr>
       <w:bookmarkStart w:id="4" w:name="_Toc208346826"/>
       <w:r>
-        <w:lastRenderedPageBreak/>
         <w:t xml:space="preserve">1.3 </w:t>
       </w:r>
       <w:r>
@@ -1956,6 +2024,8 @@
         </w:rPr>
         <w:t xml:space="preserve"> del municipio de Tejupilco, que optimice la organización del propietario, facilite el control de horarios de atención, reduzca citas perdidas y brinde una mejor experiencia a los pacientes.</w:t>
       </w:r>
+      <w:bookmarkStart w:id="6" w:name="_GoBack"/>
+      <w:bookmarkEnd w:id="6"/>
     </w:p>
     <w:p>
       <w:pPr>
@@ -1982,7 +2052,7 @@
           <w:sz w:val="32"/>
         </w:rPr>
       </w:pPr>
-      <w:bookmarkStart w:id="6" w:name="_Toc208346828"/>
+      <w:bookmarkStart w:id="7" w:name="_Toc208346828"/>
       <w:r>
         <w:rPr>
           <w:rStyle w:val="Ttulo3Car"/>
@@ -1997,7 +2067,7 @@
         </w:rPr>
         <w:t>Específicos</w:t>
       </w:r>
-      <w:bookmarkEnd w:id="6"/>
+      <w:bookmarkEnd w:id="7"/>
       <w:r>
         <w:rPr>
           <w:rFonts w:ascii="Arial" w:hAnsi="Arial" w:cs="Arial"/>
@@ -2209,15 +2279,14 @@
       <w:pPr>
         <w:pStyle w:val="Ttulo2"/>
       </w:pPr>
-      <w:bookmarkStart w:id="7" w:name="_Toc208346829"/>
-      <w:r>
-        <w:lastRenderedPageBreak/>
+      <w:bookmarkStart w:id="8" w:name="_Toc208346829"/>
+      <w:r>
         <w:t xml:space="preserve">1.4 </w:t>
       </w:r>
       <w:r>
         <w:t>Justificación</w:t>
       </w:r>
-      <w:bookmarkEnd w:id="7"/>
+      <w:bookmarkEnd w:id="8"/>
     </w:p>
     <w:p>
       <w:pPr>
@@ -2318,15 +2387,7 @@
           <w:rFonts w:ascii="Arial" w:hAnsi="Arial" w:cs="Arial"/>
           <w:sz w:val="24"/>
         </w:rPr>
-        <w:t xml:space="preserve">Para llevar a cabo el proyecto, se desarrollará un sitio web interactivo que muestre la disponibilidad del consultorio, permita agendar, modificar o cancelar citas, y genere notificaciones automáticas. Se definirán protocolos claros para la atención de pacientes nuevos y recurrentes, y se capacitará al personal en el uso del sistema, asegurando su correcta operación y manteniendo la eficiencia en la organización y atención del consultorio. La digitalización del proceso permitirá liberar al personal de tareas </w:t>
-      </w:r>
-      <w:r>
-        <w:rPr>
-          <w:rFonts w:ascii="Arial" w:hAnsi="Arial" w:cs="Arial"/>
-          <w:sz w:val="24"/>
-        </w:rPr>
-        <w:lastRenderedPageBreak/>
-        <w:t>administrativas repetitivas, enfocando sus esfuerzos en la atención clínica y en mejorar la calidad del servicio ofrecido.</w:t>
+        <w:t>Para llevar a cabo el proyecto, se desarrollará un sitio web interactivo que muestre la disponibilidad del consultorio, permita agendar, modificar o cancelar citas, y genere notificaciones automáticas. Se definirán protocolos claros para la atención de pacientes nuevos y recurrentes, y se capacitará al personal en el uso del sistema, asegurando su correcta operación y manteniendo la eficiencia en la organización y atención del consultorio. La digitalización del proceso permitirá liberar al personal de tareas administrativas repetitivas, enfocando sus esfuerzos en la atención clínica y en mejorar la calidad del servicio ofrecido.</w:t>
       </w:r>
     </w:p>
     <w:p>
@@ -2348,14 +2409,14 @@
           <w:sz w:val="36"/>
         </w:rPr>
       </w:pPr>
-      <w:bookmarkStart w:id="8" w:name="_Toc208346830"/>
+      <w:bookmarkStart w:id="9" w:name="_Toc208346830"/>
       <w:r>
         <w:t xml:space="preserve">1.5 </w:t>
       </w:r>
       <w:r>
         <w:t>Alcance</w:t>
       </w:r>
-      <w:bookmarkEnd w:id="8"/>
+      <w:bookmarkEnd w:id="9"/>
     </w:p>
     <w:p>
       <w:pPr>
@@ -2485,15 +2546,14 @@
       <w:pPr>
         <w:pStyle w:val="Ttulo2"/>
       </w:pPr>
-      <w:bookmarkStart w:id="9" w:name="_Toc208346831"/>
-      <w:r>
-        <w:lastRenderedPageBreak/>
+      <w:bookmarkStart w:id="10" w:name="_Toc208346831"/>
+      <w:r>
         <w:t xml:space="preserve">1.6 </w:t>
       </w:r>
       <w:r>
         <w:t>Limitantes</w:t>
       </w:r>
-      <w:bookmarkEnd w:id="9"/>
+      <w:bookmarkEnd w:id="10"/>
     </w:p>
     <w:p/>
     <w:p>
@@ -2682,7 +2742,7 @@
 </file>
 
 <file path=word/endnotes.xml><?xml version="1.0" encoding="utf-8"?>
-<w:endnotes xmlns:wpc="http://schemas.microsoft.com/office/word/2010/wordprocessingCanvas" xmlns:cx="http://schemas.microsoft.com/office/drawing/2014/chartex" xmlns:cx1="http://schemas.microsoft.com/office/drawing/2015/9/8/chartex" xmlns:cx2="http://schemas.microsoft.com/office/drawing/2015/10/21/chartex" xmlns:cx3="http://schemas.microsoft.com/office/drawing/2016/5/9/chartex" xmlns:cx4="http://schemas.microsoft.com/office/drawing/2016/5/10/chartex" xmlns:cx5="http://schemas.microsoft.com/office/drawing/2016/5/11/chartex" xmlns:cx6="http://schemas.microsoft.com/office/drawing/2016/5/12/chartex" xmlns:cx7="http://schemas.microsoft.com/office/drawing/2016/5/13/chartex" xmlns:cx8="http://schemas.microsoft.com/office/drawing/2016/5/14/chartex" xmlns:mc="http://schemas.openxmlformats.org/markup-compatibility/2006" xmlns:aink="http://schemas.microsoft.com/office/drawing/2016/ink" xmlns:am3d="http://schemas.microsoft.com/office/drawing/2017/model3d" xmlns:o="urn:schemas-microsoft-com:office:office" xmlns:oel="http://schemas.microsoft.com/office/2019/extlst" xmlns:r="http://schemas.openxmlformats.org/officeDocument/2006/relationships" xmlns:m="http://schemas.openxmlformats.org/officeDocument/2006/math" xmlns:v="urn:schemas-microsoft-com:vml" xmlns:wp14="http://schemas.microsoft.com/office/word/2010/wordprocessingDrawing" xmlns:wp="http://schemas.openxmlformats.org/drawingml/2006/wordprocessingDrawing" xmlns:w10="urn:schemas-microsoft-com:office:word" xmlns:w="http://schemas.openxmlformats.org/wordprocessingml/2006/main" xmlns:w14="http://schemas.microsoft.com/office/word/2010/wordml" xmlns:w15="http://schemas.microsoft.com/office/word/2012/wordml" xmlns:w16cex="http://schemas.microsoft.com/office/word/2018/wordml/cex" xmlns:w16cid="http://schemas.microsoft.com/office/word/2016/wordml/cid" xmlns:w16="http://schemas.microsoft.com/office/word/2018/wordml" xmlns:w16du="http://schemas.microsoft.com/office/word/2023/wordml/word16du" xmlns:w16sdtdh="http://schemas.microsoft.com/office/word/2020/wordml/sdtdatahash" xmlns:w16sdtfl="http://schemas.microsoft.com/office/word/2024/wordml/sdtformatlock" xmlns:w16se="http://schemas.microsoft.com/office/word/2015/wordml/symex" xmlns:wpg="http://schemas.microsoft.com/office/word/2010/wordprocessingGroup" xmlns:wpi="http://schemas.microsoft.com/office/word/2010/wordprocessingInk" xmlns:wne="http://schemas.microsoft.com/office/word/2006/wordml" xmlns:wps="http://schemas.microsoft.com/office/word/2010/wordprocessingShape" mc:Ignorable="w14 w15 w16se w16cid w16 w16cex w16sdtdh w16sdtfl w16du wp14">
+<w:endnotes xmlns:wpc="http://schemas.microsoft.com/office/word/2010/wordprocessingCanvas" xmlns:cx="http://schemas.microsoft.com/office/drawing/2014/chartex" xmlns:cx1="http://schemas.microsoft.com/office/drawing/2015/9/8/chartex" xmlns:cx2="http://schemas.microsoft.com/office/drawing/2015/10/21/chartex" xmlns:cx3="http://schemas.microsoft.com/office/drawing/2016/5/9/chartex" xmlns:cx4="http://schemas.microsoft.com/office/drawing/2016/5/10/chartex" xmlns:cx5="http://schemas.microsoft.com/office/drawing/2016/5/11/chartex" xmlns:cx6="http://schemas.microsoft.com/office/drawing/2016/5/12/chartex" xmlns:cx7="http://schemas.microsoft.com/office/drawing/2016/5/13/chartex" xmlns:cx8="http://schemas.microsoft.com/office/drawing/2016/5/14/chartex" xmlns:mc="http://schemas.openxmlformats.org/markup-compatibility/2006" xmlns:aink="http://schemas.microsoft.com/office/drawing/2016/ink" xmlns:am3d="http://schemas.microsoft.com/office/drawing/2017/model3d" xmlns:o="urn:schemas-microsoft-com:office:office" xmlns:r="http://schemas.openxmlformats.org/officeDocument/2006/relationships" xmlns:m="http://schemas.openxmlformats.org/officeDocument/2006/math" xmlns:v="urn:schemas-microsoft-com:vml" xmlns:wp14="http://schemas.microsoft.com/office/word/2010/wordprocessingDrawing" xmlns:wp="http://schemas.openxmlformats.org/drawingml/2006/wordprocessingDrawing" xmlns:w10="urn:schemas-microsoft-com:office:word" xmlns:w="http://schemas.openxmlformats.org/wordprocessingml/2006/main" xmlns:w14="http://schemas.microsoft.com/office/word/2010/wordml" xmlns:w15="http://schemas.microsoft.com/office/word/2012/wordml" xmlns:w16cid="http://schemas.microsoft.com/office/word/2016/wordml/cid" xmlns:w16se="http://schemas.microsoft.com/office/word/2015/wordml/symex" xmlns:wpg="http://schemas.microsoft.com/office/word/2010/wordprocessingGroup" xmlns:wpi="http://schemas.microsoft.com/office/word/2010/wordprocessingInk" xmlns:wne="http://schemas.microsoft.com/office/word/2006/wordml" xmlns:wps="http://schemas.microsoft.com/office/word/2010/wordprocessingShape" mc:Ignorable="w14 w15 w16se w16cid wp14">
   <w:endnote w:type="separator" w:id="-1">
     <w:p>
       <w:pPr>
@@ -2707,7 +2767,7 @@
 </file>
 
 <file path=word/footer1.xml><?xml version="1.0" encoding="utf-8"?>
-<w:ftr xmlns:wpc="http://schemas.microsoft.com/office/word/2010/wordprocessingCanvas" xmlns:cx="http://schemas.microsoft.com/office/drawing/2014/chartex" xmlns:cx1="http://schemas.microsoft.com/office/drawing/2015/9/8/chartex" xmlns:cx2="http://schemas.microsoft.com/office/drawing/2015/10/21/chartex" xmlns:cx3="http://schemas.microsoft.com/office/drawing/2016/5/9/chartex" xmlns:cx4="http://schemas.microsoft.com/office/drawing/2016/5/10/chartex" xmlns:cx5="http://schemas.microsoft.com/office/drawing/2016/5/11/chartex" xmlns:cx6="http://schemas.microsoft.com/office/drawing/2016/5/12/chartex" xmlns:cx7="http://schemas.microsoft.com/office/drawing/2016/5/13/chartex" xmlns:cx8="http://schemas.microsoft.com/office/drawing/2016/5/14/chartex" xmlns:mc="http://schemas.openxmlformats.org/markup-compatibility/2006" xmlns:aink="http://schemas.microsoft.com/office/drawing/2016/ink" xmlns:am3d="http://schemas.microsoft.com/office/drawing/2017/model3d" xmlns:o="urn:schemas-microsoft-com:office:office" xmlns:oel="http://schemas.microsoft.com/office/2019/extlst" xmlns:r="http://schemas.openxmlformats.org/officeDocument/2006/relationships" xmlns:m="http://schemas.openxmlformats.org/officeDocument/2006/math" xmlns:v="urn:schemas-microsoft-com:vml" xmlns:wp14="http://schemas.microsoft.com/office/word/2010/wordprocessingDrawing" xmlns:wp="http://schemas.openxmlformats.org/drawingml/2006/wordprocessingDrawing" xmlns:w10="urn:schemas-microsoft-com:office:word" xmlns:w="http://schemas.openxmlformats.org/wordprocessingml/2006/main" xmlns:w14="http://schemas.microsoft.com/office/word/2010/wordml" xmlns:w15="http://schemas.microsoft.com/office/word/2012/wordml" xmlns:w16cex="http://schemas.microsoft.com/office/word/2018/wordml/cex" xmlns:w16cid="http://schemas.microsoft.com/office/word/2016/wordml/cid" xmlns:w16="http://schemas.microsoft.com/office/word/2018/wordml" xmlns:w16du="http://schemas.microsoft.com/office/word/2023/wordml/word16du" xmlns:w16sdtdh="http://schemas.microsoft.com/office/word/2020/wordml/sdtdatahash" xmlns:w16sdtfl="http://schemas.microsoft.com/office/word/2024/wordml/sdtformatlock" xmlns:w16se="http://schemas.microsoft.com/office/word/2015/wordml/symex" xmlns:wpg="http://schemas.microsoft.com/office/word/2010/wordprocessingGroup" xmlns:wpi="http://schemas.microsoft.com/office/word/2010/wordprocessingInk" xmlns:wne="http://schemas.microsoft.com/office/word/2006/wordml" xmlns:wps="http://schemas.microsoft.com/office/word/2010/wordprocessingShape" mc:Ignorable="w14 w15 w16se w16cid w16 w16cex w16sdtdh w16sdtfl w16du wp14">
+<w:ftr xmlns:wpc="http://schemas.microsoft.com/office/word/2010/wordprocessingCanvas" xmlns:cx="http://schemas.microsoft.com/office/drawing/2014/chartex" xmlns:cx1="http://schemas.microsoft.com/office/drawing/2015/9/8/chartex" xmlns:cx2="http://schemas.microsoft.com/office/drawing/2015/10/21/chartex" xmlns:cx3="http://schemas.microsoft.com/office/drawing/2016/5/9/chartex" xmlns:cx4="http://schemas.microsoft.com/office/drawing/2016/5/10/chartex" xmlns:cx5="http://schemas.microsoft.com/office/drawing/2016/5/11/chartex" xmlns:cx6="http://schemas.microsoft.com/office/drawing/2016/5/12/chartex" xmlns:cx7="http://schemas.microsoft.com/office/drawing/2016/5/13/chartex" xmlns:cx8="http://schemas.microsoft.com/office/drawing/2016/5/14/chartex" xmlns:mc="http://schemas.openxmlformats.org/markup-compatibility/2006" xmlns:aink="http://schemas.microsoft.com/office/drawing/2016/ink" xmlns:am3d="http://schemas.microsoft.com/office/drawing/2017/model3d" xmlns:o="urn:schemas-microsoft-com:office:office" xmlns:r="http://schemas.openxmlformats.org/officeDocument/2006/relationships" xmlns:m="http://schemas.openxmlformats.org/officeDocument/2006/math" xmlns:v="urn:schemas-microsoft-com:vml" xmlns:wp14="http://schemas.microsoft.com/office/word/2010/wordprocessingDrawing" xmlns:wp="http://schemas.openxmlformats.org/drawingml/2006/wordprocessingDrawing" xmlns:w10="urn:schemas-microsoft-com:office:word" xmlns:w="http://schemas.openxmlformats.org/wordprocessingml/2006/main" xmlns:w14="http://schemas.microsoft.com/office/word/2010/wordml" xmlns:w15="http://schemas.microsoft.com/office/word/2012/wordml" xmlns:w16cid="http://schemas.microsoft.com/office/word/2016/wordml/cid" xmlns:w16se="http://schemas.microsoft.com/office/word/2015/wordml/symex" xmlns:wpg="http://schemas.microsoft.com/office/word/2010/wordprocessingGroup" xmlns:wpi="http://schemas.microsoft.com/office/word/2010/wordprocessingInk" xmlns:wne="http://schemas.microsoft.com/office/word/2006/wordml" xmlns:wps="http://schemas.microsoft.com/office/word/2010/wordprocessingShape" mc:Ignorable="w14 w15 w16se w16cid wp14">
   <w:p>
     <w:pPr>
       <w:pStyle w:val="Piedepgina"/>
@@ -2723,7 +2783,7 @@
 </file>
 
 <file path=word/footer2.xml><?xml version="1.0" encoding="utf-8"?>
-<w:ftr xmlns:wpc="http://schemas.microsoft.com/office/word/2010/wordprocessingCanvas" xmlns:cx="http://schemas.microsoft.com/office/drawing/2014/chartex" xmlns:cx1="http://schemas.microsoft.com/office/drawing/2015/9/8/chartex" xmlns:cx2="http://schemas.microsoft.com/office/drawing/2015/10/21/chartex" xmlns:cx3="http://schemas.microsoft.com/office/drawing/2016/5/9/chartex" xmlns:cx4="http://schemas.microsoft.com/office/drawing/2016/5/10/chartex" xmlns:cx5="http://schemas.microsoft.com/office/drawing/2016/5/11/chartex" xmlns:cx6="http://schemas.microsoft.com/office/drawing/2016/5/12/chartex" xmlns:cx7="http://schemas.microsoft.com/office/drawing/2016/5/13/chartex" xmlns:cx8="http://schemas.microsoft.com/office/drawing/2016/5/14/chartex" xmlns:mc="http://schemas.openxmlformats.org/markup-compatibility/2006" xmlns:aink="http://schemas.microsoft.com/office/drawing/2016/ink" xmlns:am3d="http://schemas.microsoft.com/office/drawing/2017/model3d" xmlns:o="urn:schemas-microsoft-com:office:office" xmlns:oel="http://schemas.microsoft.com/office/2019/extlst" xmlns:r="http://schemas.openxmlformats.org/officeDocument/2006/relationships" xmlns:m="http://schemas.openxmlformats.org/officeDocument/2006/math" xmlns:v="urn:schemas-microsoft-com:vml" xmlns:wp14="http://schemas.microsoft.com/office/word/2010/wordprocessingDrawing" xmlns:wp="http://schemas.openxmlformats.org/drawingml/2006/wordprocessingDrawing" xmlns:w10="urn:schemas-microsoft-com:office:word" xmlns:w="http://schemas.openxmlformats.org/wordprocessingml/2006/main" xmlns:w14="http://schemas.microsoft.com/office/word/2010/wordml" xmlns:w15="http://schemas.microsoft.com/office/word/2012/wordml" xmlns:w16cex="http://schemas.microsoft.com/office/word/2018/wordml/cex" xmlns:w16cid="http://schemas.microsoft.com/office/word/2016/wordml/cid" xmlns:w16="http://schemas.microsoft.com/office/word/2018/wordml" xmlns:w16du="http://schemas.microsoft.com/office/word/2023/wordml/word16du" xmlns:w16sdtdh="http://schemas.microsoft.com/office/word/2020/wordml/sdtdatahash" xmlns:w16sdtfl="http://schemas.microsoft.com/office/word/2024/wordml/sdtformatlock" xmlns:w16se="http://schemas.microsoft.com/office/word/2015/wordml/symex" xmlns:wpg="http://schemas.microsoft.com/office/word/2010/wordprocessingGroup" xmlns:wpi="http://schemas.microsoft.com/office/word/2010/wordprocessingInk" xmlns:wne="http://schemas.microsoft.com/office/word/2006/wordml" xmlns:wps="http://schemas.microsoft.com/office/word/2010/wordprocessingShape" mc:Ignorable="w14 w15 w16se w16cid w16 w16cex w16sdtdh w16sdtfl w16du wp14">
+<w:ftr xmlns:wpc="http://schemas.microsoft.com/office/word/2010/wordprocessingCanvas" xmlns:cx="http://schemas.microsoft.com/office/drawing/2014/chartex" xmlns:cx1="http://schemas.microsoft.com/office/drawing/2015/9/8/chartex" xmlns:cx2="http://schemas.microsoft.com/office/drawing/2015/10/21/chartex" xmlns:cx3="http://schemas.microsoft.com/office/drawing/2016/5/9/chartex" xmlns:cx4="http://schemas.microsoft.com/office/drawing/2016/5/10/chartex" xmlns:cx5="http://schemas.microsoft.com/office/drawing/2016/5/11/chartex" xmlns:cx6="http://schemas.microsoft.com/office/drawing/2016/5/12/chartex" xmlns:cx7="http://schemas.microsoft.com/office/drawing/2016/5/13/chartex" xmlns:cx8="http://schemas.microsoft.com/office/drawing/2016/5/14/chartex" xmlns:mc="http://schemas.openxmlformats.org/markup-compatibility/2006" xmlns:aink="http://schemas.microsoft.com/office/drawing/2016/ink" xmlns:am3d="http://schemas.microsoft.com/office/drawing/2017/model3d" xmlns:o="urn:schemas-microsoft-com:office:office" xmlns:r="http://schemas.openxmlformats.org/officeDocument/2006/relationships" xmlns:m="http://schemas.openxmlformats.org/officeDocument/2006/math" xmlns:v="urn:schemas-microsoft-com:vml" xmlns:wp14="http://schemas.microsoft.com/office/word/2010/wordprocessingDrawing" xmlns:wp="http://schemas.openxmlformats.org/drawingml/2006/wordprocessingDrawing" xmlns:w10="urn:schemas-microsoft-com:office:word" xmlns:w="http://schemas.openxmlformats.org/wordprocessingml/2006/main" xmlns:w14="http://schemas.microsoft.com/office/word/2010/wordml" xmlns:w15="http://schemas.microsoft.com/office/word/2012/wordml" xmlns:w16cid="http://schemas.microsoft.com/office/word/2016/wordml/cid" xmlns:w16se="http://schemas.microsoft.com/office/word/2015/wordml/symex" xmlns:wpg="http://schemas.microsoft.com/office/word/2010/wordprocessingGroup" xmlns:wpi="http://schemas.microsoft.com/office/word/2010/wordprocessingInk" xmlns:wne="http://schemas.microsoft.com/office/word/2006/wordml" xmlns:wps="http://schemas.microsoft.com/office/word/2010/wordprocessingShape" mc:Ignorable="w14 w15 w16se w16cid wp14">
   <w:sdt>
     <w:sdtPr>
       <w:id w:val="-516776855"/>
@@ -2732,6 +2792,7 @@
         <w:docPartUnique/>
       </w:docPartObj>
     </w:sdtPr>
+    <w:sdtEndPr/>
     <w:sdtContent>
       <w:p>
         <w:pPr>
@@ -2858,7 +2919,7 @@
 </file>
 
 <file path=word/footnotes.xml><?xml version="1.0" encoding="utf-8"?>
-<w:footnotes xmlns:wpc="http://schemas.microsoft.com/office/word/2010/wordprocessingCanvas" xmlns:cx="http://schemas.microsoft.com/office/drawing/2014/chartex" xmlns:cx1="http://schemas.microsoft.com/office/drawing/2015/9/8/chartex" xmlns:cx2="http://schemas.microsoft.com/office/drawing/2015/10/21/chartex" xmlns:cx3="http://schemas.microsoft.com/office/drawing/2016/5/9/chartex" xmlns:cx4="http://schemas.microsoft.com/office/drawing/2016/5/10/chartex" xmlns:cx5="http://schemas.microsoft.com/office/drawing/2016/5/11/chartex" xmlns:cx6="http://schemas.microsoft.com/office/drawing/2016/5/12/chartex" xmlns:cx7="http://schemas.microsoft.com/office/drawing/2016/5/13/chartex" xmlns:cx8="http://schemas.microsoft.com/office/drawing/2016/5/14/chartex" xmlns:mc="http://schemas.openxmlformats.org/markup-compatibility/2006" xmlns:aink="http://schemas.microsoft.com/office/drawing/2016/ink" xmlns:am3d="http://schemas.microsoft.com/office/drawing/2017/model3d" xmlns:o="urn:schemas-microsoft-com:office:office" xmlns:oel="http://schemas.microsoft.com/office/2019/extlst" xmlns:r="http://schemas.openxmlformats.org/officeDocument/2006/relationships" xmlns:m="http://schemas.openxmlformats.org/officeDocument/2006/math" xmlns:v="urn:schemas-microsoft-com:vml" xmlns:wp14="http://schemas.microsoft.com/office/word/2010/wordprocessingDrawing" xmlns:wp="http://schemas.openxmlformats.org/drawingml/2006/wordprocessingDrawing" xmlns:w10="urn:schemas-microsoft-com:office:word" xmlns:w="http://schemas.openxmlformats.org/wordprocessingml/2006/main" xmlns:w14="http://schemas.microsoft.com/office/word/2010/wordml" xmlns:w15="http://schemas.microsoft.com/office/word/2012/wordml" xmlns:w16cex="http://schemas.microsoft.com/office/word/2018/wordml/cex" xmlns:w16cid="http://schemas.microsoft.com/office/word/2016/wordml/cid" xmlns:w16="http://schemas.microsoft.com/office/word/2018/wordml" xmlns:w16du="http://schemas.microsoft.com/office/word/2023/wordml/word16du" xmlns:w16sdtdh="http://schemas.microsoft.com/office/word/2020/wordml/sdtdatahash" xmlns:w16sdtfl="http://schemas.microsoft.com/office/word/2024/wordml/sdtformatlock" xmlns:w16se="http://schemas.microsoft.com/office/word/2015/wordml/symex" xmlns:wpg="http://schemas.microsoft.com/office/word/2010/wordprocessingGroup" xmlns:wpi="http://schemas.microsoft.com/office/word/2010/wordprocessingInk" xmlns:wne="http://schemas.microsoft.com/office/word/2006/wordml" xmlns:wps="http://schemas.microsoft.com/office/word/2010/wordprocessingShape" mc:Ignorable="w14 w15 w16se w16cid w16 w16cex w16sdtdh w16sdtfl w16du wp14">
+<w:footnotes xmlns:wpc="http://schemas.microsoft.com/office/word/2010/wordprocessingCanvas" xmlns:cx="http://schemas.microsoft.com/office/drawing/2014/chartex" xmlns:cx1="http://schemas.microsoft.com/office/drawing/2015/9/8/chartex" xmlns:cx2="http://schemas.microsoft.com/office/drawing/2015/10/21/chartex" xmlns:cx3="http://schemas.microsoft.com/office/drawing/2016/5/9/chartex" xmlns:cx4="http://schemas.microsoft.com/office/drawing/2016/5/10/chartex" xmlns:cx5="http://schemas.microsoft.com/office/drawing/2016/5/11/chartex" xmlns:cx6="http://schemas.microsoft.com/office/drawing/2016/5/12/chartex" xmlns:cx7="http://schemas.microsoft.com/office/drawing/2016/5/13/chartex" xmlns:cx8="http://schemas.microsoft.com/office/drawing/2016/5/14/chartex" xmlns:mc="http://schemas.openxmlformats.org/markup-compatibility/2006" xmlns:aink="http://schemas.microsoft.com/office/drawing/2016/ink" xmlns:am3d="http://schemas.microsoft.com/office/drawing/2017/model3d" xmlns:o="urn:schemas-microsoft-com:office:office" xmlns:r="http://schemas.openxmlformats.org/officeDocument/2006/relationships" xmlns:m="http://schemas.openxmlformats.org/officeDocument/2006/math" xmlns:v="urn:schemas-microsoft-com:vml" xmlns:wp14="http://schemas.microsoft.com/office/word/2010/wordprocessingDrawing" xmlns:wp="http://schemas.openxmlformats.org/drawingml/2006/wordprocessingDrawing" xmlns:w10="urn:schemas-microsoft-com:office:word" xmlns:w="http://schemas.openxmlformats.org/wordprocessingml/2006/main" xmlns:w14="http://schemas.microsoft.com/office/word/2010/wordml" xmlns:w15="http://schemas.microsoft.com/office/word/2012/wordml" xmlns:w16cid="http://schemas.microsoft.com/office/word/2016/wordml/cid" xmlns:w16se="http://schemas.microsoft.com/office/word/2015/wordml/symex" xmlns:wpg="http://schemas.microsoft.com/office/word/2010/wordprocessingGroup" xmlns:wpi="http://schemas.microsoft.com/office/word/2010/wordprocessingInk" xmlns:wne="http://schemas.microsoft.com/office/word/2006/wordml" xmlns:wps="http://schemas.microsoft.com/office/word/2010/wordprocessingShape" mc:Ignorable="w14 w15 w16se w16cid wp14">
   <w:footnote w:type="separator" w:id="-1">
     <w:p>
       <w:pPr>
@@ -2883,7 +2944,7 @@
 </file>
 
 <file path=word/header1.xml><?xml version="1.0" encoding="utf-8"?>
-<w:hdr xmlns:wpc="http://schemas.microsoft.com/office/word/2010/wordprocessingCanvas" xmlns:cx="http://schemas.microsoft.com/office/drawing/2014/chartex" xmlns:cx1="http://schemas.microsoft.com/office/drawing/2015/9/8/chartex" xmlns:cx2="http://schemas.microsoft.com/office/drawing/2015/10/21/chartex" xmlns:cx3="http://schemas.microsoft.com/office/drawing/2016/5/9/chartex" xmlns:cx4="http://schemas.microsoft.com/office/drawing/2016/5/10/chartex" xmlns:cx5="http://schemas.microsoft.com/office/drawing/2016/5/11/chartex" xmlns:cx6="http://schemas.microsoft.com/office/drawing/2016/5/12/chartex" xmlns:cx7="http://schemas.microsoft.com/office/drawing/2016/5/13/chartex" xmlns:cx8="http://schemas.microsoft.com/office/drawing/2016/5/14/chartex" xmlns:mc="http://schemas.openxmlformats.org/markup-compatibility/2006" xmlns:aink="http://schemas.microsoft.com/office/drawing/2016/ink" xmlns:am3d="http://schemas.microsoft.com/office/drawing/2017/model3d" xmlns:o="urn:schemas-microsoft-com:office:office" xmlns:oel="http://schemas.microsoft.com/office/2019/extlst" xmlns:r="http://schemas.openxmlformats.org/officeDocument/2006/relationships" xmlns:m="http://schemas.openxmlformats.org/officeDocument/2006/math" xmlns:v="urn:schemas-microsoft-com:vml" xmlns:wp14="http://schemas.microsoft.com/office/word/2010/wordprocessingDrawing" xmlns:wp="http://schemas.openxmlformats.org/drawingml/2006/wordprocessingDrawing" xmlns:w10="urn:schemas-microsoft-com:office:word" xmlns:w="http://schemas.openxmlformats.org/wordprocessingml/2006/main" xmlns:w14="http://schemas.microsoft.com/office/word/2010/wordml" xmlns:w15="http://schemas.microsoft.com/office/word/2012/wordml" xmlns:w16cex="http://schemas.microsoft.com/office/word/2018/wordml/cex" xmlns:w16cid="http://schemas.microsoft.com/office/word/2016/wordml/cid" xmlns:w16="http://schemas.microsoft.com/office/word/2018/wordml" xmlns:w16du="http://schemas.microsoft.com/office/word/2023/wordml/word16du" xmlns:w16sdtdh="http://schemas.microsoft.com/office/word/2020/wordml/sdtdatahash" xmlns:w16sdtfl="http://schemas.microsoft.com/office/word/2024/wordml/sdtformatlock" xmlns:w16se="http://schemas.microsoft.com/office/word/2015/wordml/symex" xmlns:wpg="http://schemas.microsoft.com/office/word/2010/wordprocessingGroup" xmlns:wpi="http://schemas.microsoft.com/office/word/2010/wordprocessingInk" xmlns:wne="http://schemas.microsoft.com/office/word/2006/wordml" xmlns:wps="http://schemas.microsoft.com/office/word/2010/wordprocessingShape" mc:Ignorable="w14 w15 w16se w16cid w16 w16cex w16sdtdh w16sdtfl w16du wp14">
+<w:hdr xmlns:wpc="http://schemas.microsoft.com/office/word/2010/wordprocessingCanvas" xmlns:cx="http://schemas.microsoft.com/office/drawing/2014/chartex" xmlns:cx1="http://schemas.microsoft.com/office/drawing/2015/9/8/chartex" xmlns:cx2="http://schemas.microsoft.com/office/drawing/2015/10/21/chartex" xmlns:cx3="http://schemas.microsoft.com/office/drawing/2016/5/9/chartex" xmlns:cx4="http://schemas.microsoft.com/office/drawing/2016/5/10/chartex" xmlns:cx5="http://schemas.microsoft.com/office/drawing/2016/5/11/chartex" xmlns:cx6="http://schemas.microsoft.com/office/drawing/2016/5/12/chartex" xmlns:cx7="http://schemas.microsoft.com/office/drawing/2016/5/13/chartex" xmlns:cx8="http://schemas.microsoft.com/office/drawing/2016/5/14/chartex" xmlns:mc="http://schemas.openxmlformats.org/markup-compatibility/2006" xmlns:aink="http://schemas.microsoft.com/office/drawing/2016/ink" xmlns:am3d="http://schemas.microsoft.com/office/drawing/2017/model3d" xmlns:o="urn:schemas-microsoft-com:office:office" xmlns:r="http://schemas.openxmlformats.org/officeDocument/2006/relationships" xmlns:m="http://schemas.openxmlformats.org/officeDocument/2006/math" xmlns:v="urn:schemas-microsoft-com:vml" xmlns:wp14="http://schemas.microsoft.com/office/word/2010/wordprocessingDrawing" xmlns:wp="http://schemas.openxmlformats.org/drawingml/2006/wordprocessingDrawing" xmlns:w10="urn:schemas-microsoft-com:office:word" xmlns:w="http://schemas.openxmlformats.org/wordprocessingml/2006/main" xmlns:w14="http://schemas.microsoft.com/office/word/2010/wordml" xmlns:w15="http://schemas.microsoft.com/office/word/2012/wordml" xmlns:w16cid="http://schemas.microsoft.com/office/word/2016/wordml/cid" xmlns:w16se="http://schemas.microsoft.com/office/word/2015/wordml/symex" xmlns:wpg="http://schemas.microsoft.com/office/word/2010/wordprocessingGroup" xmlns:wpi="http://schemas.microsoft.com/office/word/2010/wordprocessingInk" xmlns:wne="http://schemas.microsoft.com/office/word/2006/wordml" xmlns:wps="http://schemas.microsoft.com/office/word/2010/wordprocessingShape" mc:Ignorable="w14 w15 w16se w16cid wp14">
   <w:tbl>
     <w:tblPr>
       <w:tblW w:w="10337" w:type="dxa"/>
@@ -3042,7 +3103,7 @@
 </file>
 
 <file path=word/numbering.xml><?xml version="1.0" encoding="utf-8"?>
-<w:numbering xmlns:wpc="http://schemas.microsoft.com/office/word/2010/wordprocessingCanvas" xmlns:cx="http://schemas.microsoft.com/office/drawing/2014/chartex" xmlns:cx1="http://schemas.microsoft.com/office/drawing/2015/9/8/chartex" xmlns:cx2="http://schemas.microsoft.com/office/drawing/2015/10/21/chartex" xmlns:cx3="http://schemas.microsoft.com/office/drawing/2016/5/9/chartex" xmlns:cx4="http://schemas.microsoft.com/office/drawing/2016/5/10/chartex" xmlns:cx5="http://schemas.microsoft.com/office/drawing/2016/5/11/chartex" xmlns:cx6="http://schemas.microsoft.com/office/drawing/2016/5/12/chartex" xmlns:cx7="http://schemas.microsoft.com/office/drawing/2016/5/13/chartex" xmlns:cx8="http://schemas.microsoft.com/office/drawing/2016/5/14/chartex" xmlns:mc="http://schemas.openxmlformats.org/markup-compatibility/2006" xmlns:aink="http://schemas.microsoft.com/office/drawing/2016/ink" xmlns:am3d="http://schemas.microsoft.com/office/drawing/2017/model3d" xmlns:o="urn:schemas-microsoft-com:office:office" xmlns:oel="http://schemas.microsoft.com/office/2019/extlst" xmlns:r="http://schemas.openxmlformats.org/officeDocument/2006/relationships" xmlns:m="http://schemas.openxmlformats.org/officeDocument/2006/math" xmlns:v="urn:schemas-microsoft-com:vml" xmlns:wp14="http://schemas.microsoft.com/office/word/2010/wordprocessingDrawing" xmlns:wp="http://schemas.openxmlformats.org/drawingml/2006/wordprocessingDrawing" xmlns:w10="urn:schemas-microsoft-com:office:word" xmlns:w="http://schemas.openxmlformats.org/wordprocessingml/2006/main" xmlns:w14="http://schemas.microsoft.com/office/word/2010/wordml" xmlns:w15="http://schemas.microsoft.com/office/word/2012/wordml" xmlns:w16cex="http://schemas.microsoft.com/office/word/2018/wordml/cex" xmlns:w16cid="http://schemas.microsoft.com/office/word/2016/wordml/cid" xmlns:w16="http://schemas.microsoft.com/office/word/2018/wordml" xmlns:w16du="http://schemas.microsoft.com/office/word/2023/wordml/word16du" xmlns:w16sdtdh="http://schemas.microsoft.com/office/word/2020/wordml/sdtdatahash" xmlns:w16sdtfl="http://schemas.microsoft.com/office/word/2024/wordml/sdtformatlock" xmlns:w16se="http://schemas.microsoft.com/office/word/2015/wordml/symex" xmlns:wpg="http://schemas.microsoft.com/office/word/2010/wordprocessingGroup" xmlns:wpi="http://schemas.microsoft.com/office/word/2010/wordprocessingInk" xmlns:wne="http://schemas.microsoft.com/office/word/2006/wordml" xmlns:wps="http://schemas.microsoft.com/office/word/2010/wordprocessingShape" mc:Ignorable="w14 w15 w16se w16cid w16 w16cex w16sdtdh w16sdtfl w16du wp14">
+<w:numbering xmlns:wpc="http://schemas.microsoft.com/office/word/2010/wordprocessingCanvas" xmlns:cx="http://schemas.microsoft.com/office/drawing/2014/chartex" xmlns:cx1="http://schemas.microsoft.com/office/drawing/2015/9/8/chartex" xmlns:cx2="http://schemas.microsoft.com/office/drawing/2015/10/21/chartex" xmlns:cx3="http://schemas.microsoft.com/office/drawing/2016/5/9/chartex" xmlns:cx4="http://schemas.microsoft.com/office/drawing/2016/5/10/chartex" xmlns:cx5="http://schemas.microsoft.com/office/drawing/2016/5/11/chartex" xmlns:cx6="http://schemas.microsoft.com/office/drawing/2016/5/12/chartex" xmlns:cx7="http://schemas.microsoft.com/office/drawing/2016/5/13/chartex" xmlns:cx8="http://schemas.microsoft.com/office/drawing/2016/5/14/chartex" xmlns:mc="http://schemas.openxmlformats.org/markup-compatibility/2006" xmlns:aink="http://schemas.microsoft.com/office/drawing/2016/ink" xmlns:am3d="http://schemas.microsoft.com/office/drawing/2017/model3d" xmlns:o="urn:schemas-microsoft-com:office:office" xmlns:r="http://schemas.openxmlformats.org/officeDocument/2006/relationships" xmlns:m="http://schemas.openxmlformats.org/officeDocument/2006/math" xmlns:v="urn:schemas-microsoft-com:vml" xmlns:wp14="http://schemas.microsoft.com/office/word/2010/wordprocessingDrawing" xmlns:wp="http://schemas.openxmlformats.org/drawingml/2006/wordprocessingDrawing" xmlns:w10="urn:schemas-microsoft-com:office:word" xmlns:w="http://schemas.openxmlformats.org/wordprocessingml/2006/main" xmlns:w14="http://schemas.microsoft.com/office/word/2010/wordml" xmlns:w15="http://schemas.microsoft.com/office/word/2012/wordml" xmlns:w16cid="http://schemas.microsoft.com/office/word/2016/wordml/cid" xmlns:w16se="http://schemas.microsoft.com/office/word/2015/wordml/symex" xmlns:wpg="http://schemas.microsoft.com/office/word/2010/wordprocessingGroup" xmlns:wpi="http://schemas.microsoft.com/office/word/2010/wordprocessingInk" xmlns:wne="http://schemas.microsoft.com/office/word/2006/wordml" xmlns:wps="http://schemas.microsoft.com/office/word/2010/wordprocessingShape" mc:Ignorable="w14 w15 w16se w16cid wp14">
   <w:abstractNum w:abstractNumId="0" w15:restartNumberingAfterBreak="0">
     <w:nsid w:val="09356507"/>
     <w:multiLevelType w:val="hybridMultilevel"/>
@@ -4514,43 +4575,43 @@
       </w:rPr>
     </w:lvl>
   </w:abstractNum>
-  <w:num w:numId="1" w16cid:durableId="1766607005">
+  <w:num w:numId="1">
     <w:abstractNumId w:val="6"/>
   </w:num>
-  <w:num w:numId="2" w16cid:durableId="2107799147">
+  <w:num w:numId="2">
     <w:abstractNumId w:val="0"/>
   </w:num>
-  <w:num w:numId="3" w16cid:durableId="1438212677">
+  <w:num w:numId="3">
     <w:abstractNumId w:val="5"/>
   </w:num>
-  <w:num w:numId="4" w16cid:durableId="2058583268">
+  <w:num w:numId="4">
     <w:abstractNumId w:val="7"/>
   </w:num>
-  <w:num w:numId="5" w16cid:durableId="1742019541">
+  <w:num w:numId="5">
     <w:abstractNumId w:val="11"/>
   </w:num>
-  <w:num w:numId="6" w16cid:durableId="1280448961">
+  <w:num w:numId="6">
     <w:abstractNumId w:val="1"/>
   </w:num>
-  <w:num w:numId="7" w16cid:durableId="2048218527">
+  <w:num w:numId="7">
     <w:abstractNumId w:val="12"/>
   </w:num>
-  <w:num w:numId="8" w16cid:durableId="1829201665">
+  <w:num w:numId="8">
     <w:abstractNumId w:val="3"/>
   </w:num>
-  <w:num w:numId="9" w16cid:durableId="1958948289">
+  <w:num w:numId="9">
     <w:abstractNumId w:val="10"/>
   </w:num>
-  <w:num w:numId="10" w16cid:durableId="255990126">
+  <w:num w:numId="10">
     <w:abstractNumId w:val="4"/>
   </w:num>
-  <w:num w:numId="11" w16cid:durableId="1431657116">
+  <w:num w:numId="11">
     <w:abstractNumId w:val="8"/>
   </w:num>
-  <w:num w:numId="12" w16cid:durableId="400910584">
+  <w:num w:numId="12">
     <w:abstractNumId w:val="2"/>
   </w:num>
-  <w:num w:numId="13" w16cid:durableId="1999531309">
+  <w:num w:numId="13">
     <w:abstractNumId w:val="9"/>
   </w:num>
   <w:numIdMacAtCleanup w:val="8"/>
@@ -4558,7 +4619,7 @@
 </file>
 
 <file path=word/styles.xml><?xml version="1.0" encoding="utf-8"?>
-<w:styles xmlns:mc="http://schemas.openxmlformats.org/markup-compatibility/2006" xmlns:r="http://schemas.openxmlformats.org/officeDocument/2006/relationships" xmlns:w="http://schemas.openxmlformats.org/wordprocessingml/2006/main" xmlns:w14="http://schemas.microsoft.com/office/word/2010/wordml" xmlns:w15="http://schemas.microsoft.com/office/word/2012/wordml" xmlns:w16cex="http://schemas.microsoft.com/office/word/2018/wordml/cex" xmlns:w16cid="http://schemas.microsoft.com/office/word/2016/wordml/cid" xmlns:w16="http://schemas.microsoft.com/office/word/2018/wordml" xmlns:w16du="http://schemas.microsoft.com/office/word/2023/wordml/word16du" xmlns:w16sdtdh="http://schemas.microsoft.com/office/word/2020/wordml/sdtdatahash" xmlns:w16sdtfl="http://schemas.microsoft.com/office/word/2024/wordml/sdtformatlock" xmlns:w16se="http://schemas.microsoft.com/office/word/2015/wordml/symex" mc:Ignorable="w14 w15 w16se w16cid w16 w16cex w16sdtdh w16sdtfl w16du">
+<w:styles xmlns:mc="http://schemas.openxmlformats.org/markup-compatibility/2006" xmlns:r="http://schemas.openxmlformats.org/officeDocument/2006/relationships" xmlns:w="http://schemas.openxmlformats.org/wordprocessingml/2006/main" xmlns:w14="http://schemas.microsoft.com/office/word/2010/wordml" xmlns:w15="http://schemas.microsoft.com/office/word/2012/wordml" xmlns:w16cid="http://schemas.microsoft.com/office/word/2016/wordml/cid" xmlns:w16se="http://schemas.microsoft.com/office/word/2015/wordml/symex" mc:Ignorable="w14 w15 w16se w16cid">
   <w:docDefaults>
     <w:rPrDefault>
       <w:rPr>
@@ -4574,7 +4635,7 @@
       </w:pPr>
     </w:pPrDefault>
   </w:docDefaults>
-  <w:latentStyles w:defLockedState="0" w:defUIPriority="99" w:defSemiHidden="0" w:defUnhideWhenUsed="0" w:defQFormat="0" w:count="376">
+  <w:latentStyles w:defLockedState="0" w:defUIPriority="99" w:defSemiHidden="0" w:defUnhideWhenUsed="0" w:defQFormat="0" w:count="375">
     <w:lsdException w:name="Normal" w:uiPriority="0" w:qFormat="1"/>
     <w:lsdException w:name="heading 1" w:uiPriority="9" w:qFormat="1"/>
     <w:lsdException w:name="heading 2" w:semiHidden="1" w:uiPriority="9" w:unhideWhenUsed="1" w:qFormat="1"/>
@@ -4950,7 +5011,6 @@
     <w:lsdException w:name="Smart Hyperlink" w:semiHidden="1" w:unhideWhenUsed="1"/>
     <w:lsdException w:name="Hashtag" w:semiHidden="1" w:unhideWhenUsed="1"/>
     <w:lsdException w:name="Unresolved Mention" w:semiHidden="1" w:unhideWhenUsed="1"/>
-    <w:lsdException w:name="Smart Link" w:semiHidden="1" w:unhideWhenUsed="1"/>
   </w:latentStyles>
   <w:style w:type="paragraph" w:default="1" w:styleId="Normal">
     <w:name w:val="Normal"/>
@@ -5024,6 +5084,7 @@
   <w:style w:type="character" w:default="1" w:styleId="Fuentedeprrafopredeter">
     <w:name w:val="Default Paragraph Font"/>
     <w:uiPriority w:val="1"/>
+    <w:semiHidden/>
     <w:unhideWhenUsed/>
   </w:style>
   <w:style w:type="table" w:default="1" w:styleId="Tablanormal">
@@ -5588,7 +5649,7 @@
 </file>
 
 <file path=customXml/itemProps1.xml><?xml version="1.0" encoding="utf-8"?>
-<ds:datastoreItem xmlns:ds="http://schemas.openxmlformats.org/officeDocument/2006/customXml" ds:itemID="{5440FDDA-27BA-4590-A043-0AD6E2E17F70}">
+<ds:datastoreItem xmlns:ds="http://schemas.openxmlformats.org/officeDocument/2006/customXml" ds:itemID="{CE3F85D6-1A4C-4A7A-AC69-00A7BC754968}">
   <ds:schemaRefs>
     <ds:schemaRef ds:uri="http://schemas.openxmlformats.org/officeDocument/2006/bibliography"/>
   </ds:schemaRefs>

--- a/PropuestaProyecto/PropuestaIntegradora.V.0.0.4Capitulo1.docx
+++ b/PropuestaProyecto/PropuestaIntegradora.V.0.0.4Capitulo1.docx
@@ -135,7 +135,7 @@
           <w:b/>
           <w:sz w:val="32"/>
         </w:rPr>
-        <w:t xml:space="preserve"> CONSULTORIO DENTAL </w:t>
+        <w:t xml:space="preserve"> CONSULTORIO  </w:t>
       </w:r>
       <w:r>
         <w:rPr>
@@ -144,15 +144,7 @@
           <w:sz w:val="32"/>
           <w:szCs w:val="24"/>
         </w:rPr>
-        <w:t>CONSULTORIO DENTAL CALI-DENT</w:t>
-      </w:r>
-      <w:r>
-        <w:rPr>
-          <w:rFonts w:ascii="Arial" w:hAnsi="Arial" w:cs="Arial"/>
-          <w:b/>
-          <w:sz w:val="40"/>
-        </w:rPr>
-        <w:t xml:space="preserve"> </w:t>
+        <w:t xml:space="preserve">MEDICA ISOR </w:t>
       </w:r>
       <w:r>
         <w:rPr>
@@ -1461,7 +1453,7 @@
           <w:rFonts w:ascii="Arial" w:hAnsi="Arial" w:cs="Arial"/>
           <w:sz w:val="24"/>
         </w:rPr>
-        <w:t>En la actualidad, la digitalización de los procesos administrativos es un elemento clave para optimizar la gestión de servicios en pequeñas y medianas empresas del sector salud. Uno de los ámbitos donde esta necesidad se hace más evidente es en los consultorios dentales, donde una adecuada administración de citas es un factor determinante para garantizar una atención eficiente, ordenada y de calidad.</w:t>
+        <w:t>En la actualidad, la digitalización de los procesos administrativos es un elemento clave para optimizar la gestión de servicios en pequeñas y medianas empresas del sector salud. Uno de los ámbitos donde esta necesidad se hace más evidente es en los consultorios es, donde una adecuada administración de citas es un factor determinante para garantizar una atención eficiente, ordenada y de calidad.</w:t>
       </w:r>
     </w:p>
     <w:p>
@@ -1478,7 +1470,14 @@
           <w:rFonts w:ascii="Arial" w:hAnsi="Arial" w:cs="Arial"/>
           <w:sz w:val="24"/>
         </w:rPr>
-        <w:t>En el caso específico del Consultorio Dental Cali-</w:t>
+        <w:t xml:space="preserve">En el caso específico del Consultorio  </w:t>
+      </w:r>
+      <w:r>
+        <w:rPr>
+          <w:rFonts w:ascii="Arial" w:hAnsi="Arial" w:cs="Arial"/>
+          <w:sz w:val="24"/>
+        </w:rPr>
+        <w:t xml:space="preserve">Medica </w:t>
       </w:r>
       <w:proofErr w:type="spellStart"/>
       <w:r>
@@ -1486,7 +1485,7 @@
           <w:rFonts w:ascii="Arial" w:hAnsi="Arial" w:cs="Arial"/>
           <w:sz w:val="24"/>
         </w:rPr>
-        <w:t>Dent</w:t>
+        <w:t>Isor</w:t>
       </w:r>
       <w:proofErr w:type="spellEnd"/>
       <w:r>
@@ -1528,7 +1527,14 @@
           <w:rFonts w:ascii="Arial" w:hAnsi="Arial" w:cs="Arial"/>
           <w:sz w:val="24"/>
         </w:rPr>
-        <w:t>El proyecto tiene como finalidad digitalizar el proceso de programación de citas en Cali-</w:t>
+        <w:t xml:space="preserve">El proyecto tiene como finalidad digitalizar el proceso de programación de citas en </w:t>
+      </w:r>
+      <w:r>
+        <w:rPr>
+          <w:rFonts w:ascii="Arial" w:hAnsi="Arial" w:cs="Arial"/>
+          <w:sz w:val="24"/>
+        </w:rPr>
+        <w:t xml:space="preserve">Medica </w:t>
       </w:r>
       <w:proofErr w:type="spellStart"/>
       <w:r>
@@ -1536,7 +1542,7 @@
           <w:rFonts w:ascii="Arial" w:hAnsi="Arial" w:cs="Arial"/>
           <w:sz w:val="24"/>
         </w:rPr>
-        <w:t>Dent</w:t>
+        <w:t>Isor</w:t>
       </w:r>
       <w:proofErr w:type="spellEnd"/>
       <w:r>
@@ -1546,16 +1552,6 @@
         </w:rPr>
         <w:t>, con el objetivo de reducir errores, mejorar la organización interna, optimizar el tiempo del personal y ofrecer a los pacientes una experiencia más ágil y profesional. Asimismo, se definen los alcances y limitaciones del sistema, delimitando su implementación al periodo académico 2025–2026 y enfocándose exclusivamente en la gestión de citas, con el compromiso de ofrecer una solución funcional y acorde a las necesidades inmediatas del consultorio.</w:t>
       </w:r>
-    </w:p>
-    <w:p>
-      <w:pPr>
-        <w:rPr>
-          <w:rFonts w:ascii="Times New Roman" w:eastAsia="Times New Roman" w:hAnsi="Times New Roman" w:cs="Times New Roman"/>
-          <w:sz w:val="24"/>
-          <w:szCs w:val="24"/>
-          <w:lang w:eastAsia="es-MX"/>
-        </w:rPr>
-      </w:pPr>
     </w:p>
     <w:p>
       <w:pPr>
@@ -1604,6 +1600,7 @@
       <w:pPr>
         <w:pStyle w:val="Prrafodelista"/>
         <w:spacing w:line="360" w:lineRule="auto"/>
+        <w:ind w:left="0"/>
         <w:jc w:val="both"/>
         <w:rPr>
           <w:rFonts w:ascii="Arial" w:hAnsi="Arial" w:cs="Arial"/>
@@ -1615,7 +1612,14 @@
           <w:rFonts w:ascii="Arial" w:hAnsi="Arial" w:cs="Arial"/>
           <w:sz w:val="24"/>
         </w:rPr>
-        <w:t>En el consultorio dental Cali-</w:t>
+        <w:t xml:space="preserve">En el consultorio dental </w:t>
+      </w:r>
+      <w:r>
+        <w:rPr>
+          <w:rFonts w:ascii="Arial" w:hAnsi="Arial" w:cs="Arial"/>
+          <w:sz w:val="24"/>
+        </w:rPr>
+        <w:t xml:space="preserve">Medical </w:t>
       </w:r>
       <w:proofErr w:type="spellStart"/>
       <w:r>
@@ -1623,7 +1627,7 @@
           <w:rFonts w:ascii="Arial" w:hAnsi="Arial" w:cs="Arial"/>
           <w:sz w:val="24"/>
         </w:rPr>
-        <w:t>Dent</w:t>
+        <w:t>Isor</w:t>
       </w:r>
       <w:proofErr w:type="spellEnd"/>
       <w:r>
@@ -1632,6 +1636,138 @@
           <w:sz w:val="24"/>
         </w:rPr>
         <w:t xml:space="preserve"> se han identificado diversas maneras de agendar citas entre los roles de paciente, doctor y asistente dental. No obstante, se ha observado una deficiencia recurrente en la gestión de este proceso, lo que provoca dificultades en la organización y atención adecuada de los pacientes.</w:t>
+      </w:r>
+    </w:p>
+    <w:p>
+      <w:pPr>
+        <w:pStyle w:val="Prrafodelista"/>
+        <w:spacing w:line="360" w:lineRule="auto"/>
+        <w:ind w:left="0"/>
+        <w:jc w:val="both"/>
+        <w:rPr>
+          <w:rFonts w:ascii="Arial" w:hAnsi="Arial" w:cs="Arial"/>
+          <w:sz w:val="24"/>
+        </w:rPr>
+      </w:pPr>
+      <w:r>
+        <w:rPr>
+          <w:rFonts w:ascii="Arial" w:hAnsi="Arial" w:cs="Arial"/>
+          <w:sz w:val="24"/>
+        </w:rPr>
+        <w:t>El Dr.</w:t>
+      </w:r>
+      <w:r>
+        <w:t xml:space="preserve"> </w:t>
+      </w:r>
+      <w:r>
+        <w:rPr>
+          <w:rFonts w:ascii="Arial" w:hAnsi="Arial" w:cs="Arial"/>
+          <w:sz w:val="24"/>
+        </w:rPr>
+        <w:t xml:space="preserve">Irving Saúl </w:t>
+      </w:r>
+      <w:proofErr w:type="spellStart"/>
+      <w:r>
+        <w:rPr>
+          <w:rFonts w:ascii="Arial" w:hAnsi="Arial" w:cs="Arial"/>
+          <w:sz w:val="24"/>
+        </w:rPr>
+        <w:t>Jaimes</w:t>
+      </w:r>
+      <w:proofErr w:type="spellEnd"/>
+      <w:r>
+        <w:rPr>
+          <w:rFonts w:ascii="Arial" w:hAnsi="Arial" w:cs="Arial"/>
+          <w:sz w:val="24"/>
+        </w:rPr>
+        <w:t xml:space="preserve"> Macedo</w:t>
+      </w:r>
+      <w:r>
+        <w:rPr>
+          <w:rFonts w:ascii="Arial" w:hAnsi="Arial" w:cs="Arial"/>
+          <w:sz w:val="24"/>
+        </w:rPr>
+        <w:t xml:space="preserve">, </w:t>
+      </w:r>
+      <w:proofErr w:type="spellStart"/>
+      <w:r>
+        <w:rPr>
+          <w:rFonts w:ascii="Arial" w:hAnsi="Arial" w:cs="Arial"/>
+          <w:sz w:val="24"/>
+        </w:rPr>
+        <w:t>Ginecologo</w:t>
+      </w:r>
+      <w:proofErr w:type="spellEnd"/>
+      <w:r>
+        <w:rPr>
+          <w:rFonts w:ascii="Arial" w:hAnsi="Arial" w:cs="Arial"/>
+          <w:sz w:val="24"/>
+        </w:rPr>
+        <w:t xml:space="preserve"> general </w:t>
+      </w:r>
+      <w:r>
+        <w:rPr>
+          <w:rFonts w:ascii="Arial" w:hAnsi="Arial" w:cs="Arial"/>
+          <w:sz w:val="24"/>
+        </w:rPr>
+        <w:t xml:space="preserve">, señala que a lo largo de la trayectoria del consultorio se han presentado diversos casos relacionados con la gestión de citas. Estos casos han evidenciado que, en muchas ocasiones, el uso de la agenda manual genera desorden visual y dificultades en la organización, lo que afecta la eficiencia en la programación y seguimiento de las citas. </w:t>
+      </w:r>
+    </w:p>
+    <w:p>
+      <w:pPr>
+        <w:pStyle w:val="Prrafodelista"/>
+        <w:spacing w:line="360" w:lineRule="auto"/>
+        <w:ind w:left="0"/>
+        <w:jc w:val="both"/>
+        <w:rPr>
+          <w:rFonts w:ascii="Arial" w:hAnsi="Arial" w:cs="Arial"/>
+          <w:sz w:val="24"/>
+        </w:rPr>
+      </w:pPr>
+      <w:r>
+        <w:rPr>
+          <w:rFonts w:ascii="Arial" w:hAnsi="Arial" w:cs="Arial"/>
+          <w:sz w:val="24"/>
+        </w:rPr>
+        <w:t xml:space="preserve">La primera situación ocurre cuando un paciente llega al consultorio sin cita previa, es decir, en su primera visita. En estos casos, con frecuencia no recibe atención inmediata en la sala de espera, ya que el dentista se encuentra ocupado con otro paciente y el asistente está apoyando en el procedimiento. Ante ello, el paciente debe esperar su turno o acudir a tocar la puerta para ser atendido. La segunda situación ocurre cuando el paciente ya es cliente del consultorio. En este caso, la cita se agenda directamente en el establecimiento, confirmando con el paciente el día y la hora de su disponibilidad. El registro se realiza principalmente en una agenda manual o, en su defecto, en el calendario del teléfono. En caso de que el paciente requiera cancelar o reprogramar, se le facilita el número del consultorio para que pueda gestionar su solicitud mediante una llamada telefónica o un mensaje de WhatsApp. </w:t>
+      </w:r>
+    </w:p>
+    <w:p>
+      <w:pPr>
+        <w:pStyle w:val="Prrafodelista"/>
+        <w:spacing w:line="360" w:lineRule="auto"/>
+        <w:ind w:left="0"/>
+        <w:jc w:val="both"/>
+        <w:rPr>
+          <w:rFonts w:ascii="Arial" w:hAnsi="Arial" w:cs="Arial"/>
+          <w:sz w:val="24"/>
+        </w:rPr>
+      </w:pPr>
+      <w:r>
+        <w:rPr>
+          <w:rFonts w:ascii="Arial" w:hAnsi="Arial" w:cs="Arial"/>
+          <w:sz w:val="24"/>
+        </w:rPr>
+        <w:t>La tercera situación, similar a la primera pero de manera remota, se presenta cuando el paciente es nuevo y no está familiarizado con el consultorio. En este caso, el paciente se informa sobre los servicios ofrecidos a través de redes sociales, guarda el número del consultorio y posteriormente realiza una llamada o envía un mensaje para solicitar información adicional. Tras consultar sobre los servicios y costos, solicita una cita, la cual, en la mayoría de los casos, es agendada directamente por el dentista, asegurando así la atención adecuada desde el primer contacto.</w:t>
+      </w:r>
+    </w:p>
+    <w:p>
+      <w:pPr>
+        <w:pStyle w:val="Prrafodelista"/>
+        <w:spacing w:line="360" w:lineRule="auto"/>
+        <w:ind w:left="0"/>
+        <w:jc w:val="both"/>
+        <w:rPr>
+          <w:rFonts w:ascii="Arial" w:hAnsi="Arial" w:cs="Arial"/>
+          <w:sz w:val="24"/>
+        </w:rPr>
+      </w:pPr>
+      <w:r>
+        <w:rPr>
+          <w:rFonts w:ascii="Arial" w:hAnsi="Arial" w:cs="Arial"/>
+          <w:sz w:val="24"/>
+        </w:rPr>
+        <w:t>Por ello los desórdenes en la agenda manual y la falta de un sistema estandarizado generan demoras, citas duplicadas, conflictos de horarios y dificultades para hacer seguimiento a los pacientes. Estas situaciones se evidencian en la experiencia diaria del consultorio, donde tanto pacientes como personal reportan confusión y tiempos de espera prolongados. La ineficiente gestión de citas afecta la satisfacción del paciente, reduce la eficiencia del personal y puede provocar pérdida de clientes, además de incrementar la carga administrativa sobre el dentista y el asistente, lo que impacta la calidad del servicio y la organización interna del consultorio. Por ello, es necesario implementar un sistema de gestión de citas más eficiente que permita organizar correctamente los horarios, reducir errores y mejorar la experiencia del paciente, asegurando una atención más rápida, ordenada y profesional, y optimizando los recursos del consultorio.</w:t>
       </w:r>
     </w:p>
     <w:p>
@@ -1647,276 +1783,8 @@
     </w:p>
     <w:p>
       <w:pPr>
-        <w:pStyle w:val="Prrafodelista"/>
-        <w:spacing w:line="360" w:lineRule="auto"/>
-        <w:jc w:val="both"/>
-        <w:rPr>
-          <w:rFonts w:ascii="Arial" w:hAnsi="Arial" w:cs="Arial"/>
-          <w:sz w:val="24"/>
-        </w:rPr>
-      </w:pPr>
-      <w:r>
-        <w:rPr>
-          <w:rFonts w:ascii="Arial" w:hAnsi="Arial" w:cs="Arial"/>
-          <w:sz w:val="24"/>
-        </w:rPr>
-        <w:t xml:space="preserve">El Dr. Ricardo Segura Valdés, cirujano dentista, señala que a lo largo de la trayectoria del consultorio se han presentado diversos casos relacionados con la gestión de citas. </w:t>
-      </w:r>
-      <w:r>
-        <w:rPr>
-          <w:rFonts w:ascii="Arial" w:hAnsi="Arial" w:cs="Arial"/>
-          <w:sz w:val="24"/>
-        </w:rPr>
-        <w:t xml:space="preserve">Estos casos han evidenciado que, en muchas ocasiones, el uso de la agenda manual genera desorden visual y dificultades en la organización, lo que afecta la eficiencia en la programación y seguimiento de las citas. </w:t>
-      </w:r>
-    </w:p>
-    <w:p>
-      <w:pPr>
-        <w:pStyle w:val="Prrafodelista"/>
-        <w:spacing w:line="360" w:lineRule="auto"/>
-        <w:jc w:val="both"/>
-        <w:rPr>
-          <w:rFonts w:ascii="Arial" w:hAnsi="Arial" w:cs="Arial"/>
-          <w:sz w:val="24"/>
-        </w:rPr>
-      </w:pPr>
-    </w:p>
-    <w:p>
-      <w:pPr>
-        <w:pStyle w:val="Prrafodelista"/>
-        <w:spacing w:line="360" w:lineRule="auto"/>
-        <w:jc w:val="both"/>
-        <w:rPr>
-          <w:rFonts w:ascii="Arial" w:hAnsi="Arial" w:cs="Arial"/>
-          <w:sz w:val="24"/>
-        </w:rPr>
-      </w:pPr>
-      <w:r>
-        <w:rPr>
-          <w:rFonts w:ascii="Arial" w:hAnsi="Arial" w:cs="Arial"/>
-          <w:sz w:val="24"/>
-        </w:rPr>
-        <w:t>La primera situación ocurre cuando un paciente llega al consultorio sin cita previa, es decir, en su primera visita. En estos casos, con frecuencia no recibe atención inmediata en la sala de espera, ya que el dentista se encuentra ocupado con otro paciente y el asistente está apoyando en el procedimiento. Ante ello, el paciente debe esperar su turno o acudir a tocar la puerta para ser atendido.</w:t>
-      </w:r>
-      <w:r>
-        <w:t xml:space="preserve"> </w:t>
-      </w:r>
-      <w:r>
-        <w:rPr>
-          <w:rFonts w:ascii="Arial" w:hAnsi="Arial" w:cs="Arial"/>
-          <w:sz w:val="24"/>
-        </w:rPr>
-        <w:t xml:space="preserve">La segunda situación ocurre cuando el paciente ya es cliente del consultorio. En este caso, la cita se agenda directamente en el establecimiento, confirmando con el paciente el día y la hora de su disponibilidad. </w:t>
-      </w:r>
-    </w:p>
-    <w:p>
-      <w:pPr>
-        <w:pStyle w:val="Prrafodelista"/>
-        <w:spacing w:line="360" w:lineRule="auto"/>
-        <w:jc w:val="both"/>
-        <w:rPr>
-          <w:rFonts w:ascii="Arial" w:hAnsi="Arial" w:cs="Arial"/>
-          <w:sz w:val="24"/>
-        </w:rPr>
-      </w:pPr>
-    </w:p>
-    <w:p>
-      <w:pPr>
-        <w:pStyle w:val="Prrafodelista"/>
-        <w:spacing w:line="360" w:lineRule="auto"/>
-        <w:jc w:val="both"/>
-      </w:pPr>
-      <w:r>
-        <w:rPr>
-          <w:rFonts w:ascii="Arial" w:hAnsi="Arial" w:cs="Arial"/>
-          <w:sz w:val="24"/>
-        </w:rPr>
-        <w:t>El registro se realiza principalmente en una agenda manual o, en su defecto, en el calendario del teléfono. En caso de que el paciente requiera cancelar o reprogramar, se le facilita el número del consultorio para que pueda gestionar su solicitud mediante una llamada telefónica o un mensaje de WhatsApp.</w:t>
-      </w:r>
-      <w:r>
-        <w:t xml:space="preserve"> </w:t>
-      </w:r>
-    </w:p>
-    <w:p>
-      <w:pPr>
-        <w:pStyle w:val="Prrafodelista"/>
-        <w:spacing w:line="360" w:lineRule="auto"/>
-        <w:jc w:val="both"/>
-        <w:rPr>
-          <w:rFonts w:ascii="Arial" w:hAnsi="Arial" w:cs="Arial"/>
-          <w:sz w:val="24"/>
-        </w:rPr>
-      </w:pPr>
-      <w:r>
-        <w:rPr>
-          <w:rFonts w:ascii="Arial" w:hAnsi="Arial" w:cs="Arial"/>
-          <w:sz w:val="24"/>
-        </w:rPr>
-        <w:t xml:space="preserve">La tercera situación, similar a la primera pero de manera remota, se presenta cuando el paciente es nuevo y no está familiarizado con el consultorio. En este caso, el paciente se informa sobre los servicios ofrecidos a través de redes sociales, guarda el número del consultorio y posteriormente realiza una llamada o envía un mensaje para solicitar información adicional. </w:t>
-      </w:r>
-    </w:p>
-    <w:p>
-      <w:pPr>
-        <w:pStyle w:val="Prrafodelista"/>
-        <w:spacing w:line="360" w:lineRule="auto"/>
-        <w:jc w:val="both"/>
-        <w:rPr>
-          <w:rFonts w:ascii="Arial" w:hAnsi="Arial" w:cs="Arial"/>
-          <w:sz w:val="24"/>
-        </w:rPr>
-      </w:pPr>
-      <w:r>
-        <w:rPr>
-          <w:rFonts w:ascii="Arial" w:hAnsi="Arial" w:cs="Arial"/>
-          <w:sz w:val="24"/>
-        </w:rPr>
-        <w:t>Tras consultar sobre los servicios y costos, solicita una cita, la cual, en la mayoría de los casos, es agendada directamente por el dentista, asegurando así la atención adecuada desde el primer contacto.</w:t>
-      </w:r>
-    </w:p>
-    <w:p>
-      <w:pPr>
-        <w:pStyle w:val="Prrafodelista"/>
-        <w:spacing w:line="360" w:lineRule="auto"/>
-        <w:jc w:val="both"/>
-        <w:rPr>
-          <w:rFonts w:ascii="Arial" w:hAnsi="Arial" w:cs="Arial"/>
-          <w:sz w:val="24"/>
-        </w:rPr>
-      </w:pPr>
-      <w:r>
-        <w:rPr>
-          <w:rFonts w:ascii="Arial" w:hAnsi="Arial" w:cs="Arial"/>
-          <w:sz w:val="24"/>
-        </w:rPr>
-        <w:t>Por ello l</w:t>
-      </w:r>
-      <w:r>
-        <w:rPr>
-          <w:rFonts w:ascii="Arial" w:hAnsi="Arial" w:cs="Arial"/>
-          <w:sz w:val="24"/>
-        </w:rPr>
-        <w:t xml:space="preserve">os desórdenes en la agenda manual y la falta de un sistema estandarizado generan demoras, citas duplicadas, conflictos de horarios y dificultades para hacer seguimiento a los pacientes. </w:t>
-      </w:r>
-    </w:p>
-    <w:p>
-      <w:pPr>
-        <w:pStyle w:val="Prrafodelista"/>
-        <w:spacing w:line="360" w:lineRule="auto"/>
-        <w:jc w:val="both"/>
-        <w:rPr>
-          <w:rFonts w:ascii="Arial" w:hAnsi="Arial" w:cs="Arial"/>
-          <w:sz w:val="24"/>
-        </w:rPr>
-      </w:pPr>
-      <w:r>
-        <w:rPr>
-          <w:rFonts w:ascii="Arial" w:hAnsi="Arial" w:cs="Arial"/>
-          <w:sz w:val="24"/>
-        </w:rPr>
-        <w:t>Estas situaciones se evidencian en la experiencia diaria del consultorio, donde tanto pacientes como personal reportan confusión y tiempos de espera prolongados.</w:t>
-      </w:r>
-    </w:p>
-    <w:p>
-      <w:pPr>
-        <w:pStyle w:val="Prrafodelista"/>
-        <w:spacing w:line="360" w:lineRule="auto"/>
-        <w:jc w:val="both"/>
-        <w:rPr>
-          <w:rFonts w:ascii="Arial" w:hAnsi="Arial" w:cs="Arial"/>
-          <w:sz w:val="24"/>
-        </w:rPr>
-      </w:pPr>
-      <w:r>
-        <w:rPr>
-          <w:rFonts w:ascii="Arial" w:hAnsi="Arial" w:cs="Arial"/>
-          <w:sz w:val="24"/>
-        </w:rPr>
-        <w:t xml:space="preserve"> La ineficiente gestión de citas afecta la satisfacción del paciente, reduce la eficiencia del personal y puede provocar pérdida de clientes, además de incrementar la carga administrativa sobre el dentista y el asistente, lo que impacta la calidad del servicio y la organización interna del consultorio. </w:t>
-      </w:r>
-    </w:p>
-    <w:p>
-      <w:pPr>
-        <w:pStyle w:val="Prrafodelista"/>
-        <w:spacing w:line="360" w:lineRule="auto"/>
-        <w:jc w:val="both"/>
-        <w:rPr>
-          <w:rFonts w:ascii="Arial" w:hAnsi="Arial" w:cs="Arial"/>
-          <w:sz w:val="24"/>
-        </w:rPr>
-      </w:pPr>
-    </w:p>
-    <w:p>
-      <w:pPr>
-        <w:pStyle w:val="Prrafodelista"/>
-        <w:spacing w:line="360" w:lineRule="auto"/>
-        <w:jc w:val="both"/>
-        <w:rPr>
-          <w:rFonts w:ascii="Arial" w:hAnsi="Arial" w:cs="Arial"/>
-          <w:sz w:val="24"/>
-        </w:rPr>
-      </w:pPr>
-    </w:p>
-    <w:p>
-      <w:pPr>
-        <w:pStyle w:val="Prrafodelista"/>
-        <w:spacing w:line="360" w:lineRule="auto"/>
-        <w:jc w:val="both"/>
-        <w:rPr>
-          <w:rFonts w:ascii="Arial" w:hAnsi="Arial" w:cs="Arial"/>
-          <w:sz w:val="24"/>
-        </w:rPr>
-      </w:pPr>
-    </w:p>
-    <w:p>
-      <w:pPr>
-        <w:pStyle w:val="Prrafodelista"/>
-        <w:spacing w:line="360" w:lineRule="auto"/>
-        <w:jc w:val="both"/>
-        <w:rPr>
-          <w:rFonts w:ascii="Arial" w:hAnsi="Arial" w:cs="Arial"/>
-          <w:sz w:val="24"/>
-        </w:rPr>
-      </w:pPr>
-    </w:p>
-    <w:p>
-      <w:pPr>
-        <w:pStyle w:val="Prrafodelista"/>
-        <w:spacing w:line="360" w:lineRule="auto"/>
-        <w:jc w:val="both"/>
-        <w:rPr>
-          <w:rFonts w:ascii="Arial" w:hAnsi="Arial" w:cs="Arial"/>
-          <w:sz w:val="24"/>
-        </w:rPr>
-      </w:pPr>
-    </w:p>
-    <w:p>
-      <w:pPr>
-        <w:pStyle w:val="Prrafodelista"/>
-        <w:spacing w:line="360" w:lineRule="auto"/>
-        <w:jc w:val="both"/>
-        <w:rPr>
-          <w:rFonts w:ascii="Arial" w:hAnsi="Arial" w:cs="Arial"/>
-          <w:sz w:val="24"/>
-        </w:rPr>
-      </w:pPr>
-    </w:p>
-    <w:p>
-      <w:pPr>
-        <w:spacing w:line="360" w:lineRule="auto"/>
-        <w:jc w:val="both"/>
-        <w:rPr>
-          <w:rFonts w:ascii="Arial" w:hAnsi="Arial" w:cs="Arial"/>
-          <w:sz w:val="24"/>
-        </w:rPr>
-      </w:pPr>
-    </w:p>
-    <w:p>
-      <w:pPr>
         <w:pStyle w:val="Ttulo2"/>
         <w:spacing w:line="360" w:lineRule="auto"/>
-        <w:rPr>
-          <w:sz w:val="36"/>
-        </w:rPr>
       </w:pPr>
       <w:bookmarkStart w:id="4" w:name="_Toc208346826"/>
       <w:r>
@@ -1927,6 +1795,7 @@
       </w:r>
       <w:bookmarkEnd w:id="4"/>
     </w:p>
+    <w:p/>
     <w:p>
       <w:pPr>
         <w:pStyle w:val="Prrafodelista"/>
@@ -1983,7 +1852,7 @@
         <w:jc w:val="both"/>
         <w:rPr>
           <w:rFonts w:ascii="Arial" w:hAnsi="Arial" w:cs="Arial"/>
-          <w:sz w:val="32"/>
+          <w:sz w:val="36"/>
         </w:rPr>
       </w:pPr>
       <w:r>
@@ -1997,23 +1866,21 @@
       <w:r>
         <w:rPr>
           <w:rFonts w:ascii="Arial" w:hAnsi="Arial" w:cs="Arial"/>
-          <w:i/>
           <w:iCs/>
           <w:sz w:val="24"/>
           <w:szCs w:val="24"/>
         </w:rPr>
-        <w:t>Cali-</w:t>
+        <w:t xml:space="preserve">Medical </w:t>
       </w:r>
       <w:proofErr w:type="spellStart"/>
       <w:r>
         <w:rPr>
           <w:rFonts w:ascii="Arial" w:hAnsi="Arial" w:cs="Arial"/>
-          <w:i/>
           <w:iCs/>
           <w:sz w:val="24"/>
           <w:szCs w:val="24"/>
         </w:rPr>
-        <w:t>Dent</w:t>
+        <w:t>Isor</w:t>
       </w:r>
       <w:proofErr w:type="spellEnd"/>
       <w:r>
@@ -2022,19 +1889,18 @@
           <w:sz w:val="24"/>
           <w:szCs w:val="24"/>
         </w:rPr>
-        <w:t xml:space="preserve"> del municipio de Tejupilco, que optimice la organización del propietario, facilite el control de horarios de atención, reduzca citas perdidas y brinde una mejor experiencia a los pacientes.</w:t>
-      </w:r>
-      <w:bookmarkStart w:id="6" w:name="_GoBack"/>
-      <w:bookmarkEnd w:id="6"/>
+        <w:t xml:space="preserve"> del municipio de Tejupilco, que optimice su organización y facilite el control de horarios de atención permitiendo una mejor experiencia a los pacientes.</w:t>
+      </w:r>
     </w:p>
     <w:p>
       <w:pPr>
         <w:pStyle w:val="Prrafodelista"/>
         <w:spacing w:line="360" w:lineRule="auto"/>
-        <w:ind w:left="1776"/>
-        <w:rPr>
-          <w:rFonts w:ascii="Arial" w:hAnsi="Arial" w:cs="Arial"/>
-          <w:sz w:val="32"/>
+        <w:ind w:left="2160"/>
+        <w:jc w:val="both"/>
+        <w:rPr>
+          <w:rFonts w:ascii="Arial" w:hAnsi="Arial" w:cs="Arial"/>
+          <w:sz w:val="36"/>
         </w:rPr>
       </w:pPr>
     </w:p>
@@ -2052,7 +1918,7 @@
           <w:sz w:val="32"/>
         </w:rPr>
       </w:pPr>
-      <w:bookmarkStart w:id="7" w:name="_Toc208346828"/>
+      <w:bookmarkStart w:id="6" w:name="_Toc208346828"/>
       <w:r>
         <w:rPr>
           <w:rStyle w:val="Ttulo3Car"/>
@@ -2067,7 +1933,7 @@
         </w:rPr>
         <w:t>Específicos</w:t>
       </w:r>
-      <w:bookmarkEnd w:id="7"/>
+      <w:bookmarkEnd w:id="6"/>
       <w:r>
         <w:rPr>
           <w:rFonts w:ascii="Arial" w:hAnsi="Arial" w:cs="Arial"/>
@@ -2082,8 +1948,149 @@
         <w:pStyle w:val="Prrafodelista"/>
         <w:numPr>
           <w:ilvl w:val="0"/>
-          <w:numId w:val="2"/>
+          <w:numId w:val="14"/>
         </w:numPr>
+        <w:spacing w:line="360" w:lineRule="auto"/>
+        <w:jc w:val="both"/>
+        <w:rPr>
+          <w:rFonts w:ascii="Arial" w:hAnsi="Arial" w:cs="Arial"/>
+          <w:sz w:val="24"/>
+          <w:szCs w:val="24"/>
+        </w:rPr>
+      </w:pPr>
+      <w:r>
+        <w:rPr>
+          <w:rFonts w:ascii="Arial" w:hAnsi="Arial" w:cs="Arial"/>
+          <w:sz w:val="24"/>
+          <w:szCs w:val="24"/>
+        </w:rPr>
+        <w:t xml:space="preserve">Analizar los procesos actuales de gestión de citas en el consultorio </w:t>
+      </w:r>
+      <w:r>
+        <w:rPr>
+          <w:rFonts w:ascii="Arial" w:hAnsi="Arial" w:cs="Arial"/>
+          <w:iCs/>
+          <w:sz w:val="24"/>
+          <w:szCs w:val="24"/>
+        </w:rPr>
+        <w:t xml:space="preserve">Médica </w:t>
+      </w:r>
+      <w:proofErr w:type="spellStart"/>
+      <w:r>
+        <w:rPr>
+          <w:rFonts w:ascii="Arial" w:hAnsi="Arial" w:cs="Arial"/>
+          <w:iCs/>
+          <w:sz w:val="24"/>
+          <w:szCs w:val="24"/>
+        </w:rPr>
+        <w:t>Isor</w:t>
+      </w:r>
+      <w:proofErr w:type="spellEnd"/>
+      <w:r>
+        <w:rPr>
+          <w:rFonts w:ascii="Arial" w:hAnsi="Arial" w:cs="Arial"/>
+          <w:sz w:val="24"/>
+          <w:szCs w:val="24"/>
+        </w:rPr>
+        <w:t xml:space="preserve"> para identificar necesidades funcionales, mediante entrevistas y revisión de información.</w:t>
+      </w:r>
+    </w:p>
+    <w:p>
+      <w:pPr>
+        <w:pStyle w:val="Prrafodelista"/>
+        <w:numPr>
+          <w:ilvl w:val="0"/>
+          <w:numId w:val="14"/>
+        </w:numPr>
+        <w:spacing w:line="360" w:lineRule="auto"/>
+        <w:jc w:val="both"/>
+        <w:rPr>
+          <w:rFonts w:ascii="Arial" w:hAnsi="Arial" w:cs="Arial"/>
+          <w:sz w:val="36"/>
+          <w:szCs w:val="24"/>
+          <w:lang w:eastAsia="es-MX"/>
+        </w:rPr>
+      </w:pPr>
+      <w:r>
+        <w:rPr>
+          <w:rFonts w:ascii="Arial" w:hAnsi="Arial" w:cs="Arial"/>
+          <w:sz w:val="24"/>
+          <w:szCs w:val="24"/>
+        </w:rPr>
+        <w:t>Diseñar la arquitectura del sistema y la interfaz de usuario con el fin de garantizar la usabilidad a través de prototipos y diagramas.</w:t>
+      </w:r>
+    </w:p>
+    <w:p>
+      <w:pPr>
+        <w:pStyle w:val="Prrafodelista"/>
+        <w:numPr>
+          <w:ilvl w:val="0"/>
+          <w:numId w:val="14"/>
+        </w:numPr>
+        <w:spacing w:line="360" w:lineRule="auto"/>
+        <w:jc w:val="both"/>
+        <w:rPr>
+          <w:rFonts w:ascii="Arial" w:hAnsi="Arial" w:cs="Arial"/>
+          <w:sz w:val="24"/>
+          <w:szCs w:val="24"/>
+        </w:rPr>
+      </w:pPr>
+      <w:r>
+        <w:rPr>
+          <w:rFonts w:ascii="Arial" w:hAnsi="Arial" w:cs="Arial"/>
+          <w:sz w:val="24"/>
+          <w:szCs w:val="21"/>
+          <w:shd w:val="clear" w:color="auto" w:fill="FFFFFF"/>
+        </w:rPr>
+        <w:t>Desarrollar un módulo  administrativo que permita reservar, modificar y gestionar citas en tiempo real, con control de disponibilidad y estados de cita.</w:t>
+      </w:r>
+    </w:p>
+    <w:p>
+      <w:pPr>
+        <w:pStyle w:val="Prrafodelista"/>
+        <w:numPr>
+          <w:ilvl w:val="0"/>
+          <w:numId w:val="14"/>
+        </w:numPr>
+        <w:spacing w:line="360" w:lineRule="auto"/>
+        <w:jc w:val="both"/>
+        <w:rPr>
+          <w:rFonts w:ascii="Arial" w:hAnsi="Arial" w:cs="Arial"/>
+          <w:sz w:val="24"/>
+          <w:szCs w:val="24"/>
+        </w:rPr>
+      </w:pPr>
+      <w:r>
+        <w:rPr>
+          <w:rFonts w:ascii="Arial" w:hAnsi="Arial" w:cs="Arial"/>
+          <w:sz w:val="24"/>
+          <w:szCs w:val="21"/>
+          <w:shd w:val="clear" w:color="auto" w:fill="FFFFFF"/>
+        </w:rPr>
+        <w:t xml:space="preserve">Ayudar a mantener una comunicación efectiva con los pacientes del consultorio a través de un </w:t>
+      </w:r>
+      <w:r>
+        <w:rPr>
+          <w:rFonts w:ascii="Arial" w:hAnsi="Arial" w:cs="Arial"/>
+          <w:sz w:val="24"/>
+          <w:szCs w:val="21"/>
+          <w:shd w:val="clear" w:color="auto" w:fill="FFFFFF"/>
+        </w:rPr>
+        <w:t>módulo</w:t>
+      </w:r>
+      <w:r>
+        <w:rPr>
+          <w:rFonts w:ascii="Arial" w:hAnsi="Arial" w:cs="Arial"/>
+          <w:sz w:val="24"/>
+          <w:szCs w:val="21"/>
+          <w:shd w:val="clear" w:color="auto" w:fill="FFFFFF"/>
+        </w:rPr>
+        <w:t xml:space="preserve"> de notificaciones y recordatorios automáticos.</w:t>
+      </w:r>
+    </w:p>
+    <w:p>
+      <w:pPr>
+        <w:pStyle w:val="Prrafodelista"/>
         <w:spacing w:line="360" w:lineRule="auto"/>
         <w:ind w:left="2136"/>
         <w:jc w:val="both"/>
@@ -2093,211 +2100,21 @@
           <w:szCs w:val="24"/>
         </w:rPr>
       </w:pPr>
-      <w:r>
-        <w:rPr>
-          <w:rFonts w:ascii="Arial" w:hAnsi="Arial" w:cs="Arial"/>
-          <w:sz w:val="24"/>
-          <w:szCs w:val="24"/>
-        </w:rPr>
-        <w:t xml:space="preserve">Analizar los procesos actuales de gestión de citas en el consultorio </w:t>
-      </w:r>
-      <w:r>
-        <w:rPr>
-          <w:rFonts w:ascii="Arial" w:hAnsi="Arial" w:cs="Arial"/>
-          <w:i/>
-          <w:iCs/>
-          <w:sz w:val="24"/>
-          <w:szCs w:val="24"/>
-        </w:rPr>
-        <w:t>Cali-</w:t>
-      </w:r>
-      <w:proofErr w:type="spellStart"/>
-      <w:r>
-        <w:rPr>
-          <w:rFonts w:ascii="Arial" w:hAnsi="Arial" w:cs="Arial"/>
-          <w:i/>
-          <w:iCs/>
-          <w:sz w:val="24"/>
-          <w:szCs w:val="24"/>
-        </w:rPr>
-        <w:t>Dent</w:t>
-      </w:r>
-      <w:proofErr w:type="spellEnd"/>
-      <w:r>
-        <w:rPr>
-          <w:rFonts w:ascii="Arial" w:hAnsi="Arial" w:cs="Arial"/>
-          <w:sz w:val="24"/>
-          <w:szCs w:val="24"/>
-        </w:rPr>
-        <w:t xml:space="preserve"> para identificar necesidades funcionales, mediante entrevistas y revisión de información.</w:t>
-      </w:r>
-    </w:p>
-    <w:p>
-      <w:pPr>
-        <w:pStyle w:val="Prrafodelista"/>
-        <w:numPr>
-          <w:ilvl w:val="0"/>
-          <w:numId w:val="2"/>
-        </w:numPr>
-        <w:spacing w:line="360" w:lineRule="auto"/>
-        <w:ind w:left="2136"/>
-        <w:jc w:val="both"/>
-        <w:rPr>
-          <w:rFonts w:ascii="Arial" w:hAnsi="Arial" w:cs="Arial"/>
-          <w:sz w:val="32"/>
-          <w:szCs w:val="24"/>
-          <w:lang w:eastAsia="es-MX"/>
-        </w:rPr>
-      </w:pPr>
-      <w:r>
-        <w:rPr>
-          <w:rFonts w:ascii="Arial" w:hAnsi="Arial" w:cs="Arial"/>
-          <w:sz w:val="24"/>
-          <w:szCs w:val="24"/>
-        </w:rPr>
-        <w:t>Diseñar la arquitectura del sistema y la interfaz de usuario con el fin de garantizar la usabilidad tanto para el cliente como para el administrador, a través de prototipos y diagramas.</w:t>
-      </w:r>
-    </w:p>
-    <w:p>
-      <w:pPr>
-        <w:pStyle w:val="Prrafodelista"/>
-        <w:numPr>
-          <w:ilvl w:val="0"/>
-          <w:numId w:val="2"/>
-        </w:numPr>
-        <w:spacing w:line="360" w:lineRule="auto"/>
-        <w:ind w:left="2136"/>
-        <w:jc w:val="both"/>
-        <w:rPr>
-          <w:rFonts w:ascii="Arial" w:hAnsi="Arial" w:cs="Arial"/>
-          <w:sz w:val="24"/>
-          <w:szCs w:val="24"/>
-        </w:rPr>
-      </w:pPr>
-      <w:r>
-        <w:rPr>
-          <w:rFonts w:ascii="Arial" w:hAnsi="Arial" w:cs="Arial"/>
-          <w:sz w:val="24"/>
-          <w:szCs w:val="21"/>
-          <w:shd w:val="clear" w:color="auto" w:fill="FFFFFF"/>
-        </w:rPr>
-        <w:t>Desarrollar un módulo de agenda digital y panel administrativo que permita reservar, modificar y gestionar citas en tiempo real, con control de disponibilidad y estados de cita.</w:t>
-      </w:r>
-    </w:p>
-    <w:p>
-      <w:pPr>
-        <w:pStyle w:val="Prrafodelista"/>
-        <w:numPr>
-          <w:ilvl w:val="0"/>
-          <w:numId w:val="2"/>
-        </w:numPr>
-        <w:spacing w:line="360" w:lineRule="auto"/>
-        <w:ind w:left="2136"/>
-        <w:jc w:val="both"/>
-        <w:rPr>
-          <w:rFonts w:ascii="Arial" w:hAnsi="Arial" w:cs="Arial"/>
-          <w:sz w:val="24"/>
-          <w:szCs w:val="24"/>
-        </w:rPr>
-      </w:pPr>
-      <w:r>
-        <w:rPr>
-          <w:rFonts w:ascii="Arial" w:hAnsi="Arial" w:cs="Arial"/>
-          <w:sz w:val="24"/>
-          <w:szCs w:val="24"/>
-        </w:rPr>
-        <w:t>Implementar un sistema de notificaciones y recordatorios automáticos para clientes y administrador, con el propósito de reducir inasistencias y mantener una comunicación efectiva.</w:t>
-      </w:r>
-    </w:p>
-    <w:p>
-      <w:pPr>
-        <w:spacing w:line="360" w:lineRule="auto"/>
-        <w:jc w:val="both"/>
-        <w:rPr>
-          <w:rFonts w:ascii="Arial" w:hAnsi="Arial" w:cs="Arial"/>
-          <w:sz w:val="24"/>
-          <w:szCs w:val="24"/>
-        </w:rPr>
-      </w:pPr>
-    </w:p>
-    <w:p>
-      <w:pPr>
-        <w:spacing w:line="360" w:lineRule="auto"/>
-        <w:jc w:val="both"/>
-        <w:rPr>
-          <w:rFonts w:ascii="Arial" w:hAnsi="Arial" w:cs="Arial"/>
-          <w:sz w:val="24"/>
-          <w:szCs w:val="24"/>
-        </w:rPr>
-      </w:pPr>
-    </w:p>
-    <w:p>
-      <w:pPr>
-        <w:spacing w:line="360" w:lineRule="auto"/>
-        <w:jc w:val="both"/>
-        <w:rPr>
-          <w:rFonts w:ascii="Arial" w:hAnsi="Arial" w:cs="Arial"/>
-          <w:sz w:val="24"/>
-          <w:szCs w:val="24"/>
-        </w:rPr>
-      </w:pPr>
-    </w:p>
-    <w:p>
-      <w:pPr>
-        <w:spacing w:line="360" w:lineRule="auto"/>
-        <w:jc w:val="both"/>
-        <w:rPr>
-          <w:rFonts w:ascii="Arial" w:hAnsi="Arial" w:cs="Arial"/>
-          <w:sz w:val="24"/>
-          <w:szCs w:val="24"/>
-        </w:rPr>
-      </w:pPr>
-    </w:p>
-    <w:p>
-      <w:pPr>
-        <w:spacing w:line="360" w:lineRule="auto"/>
-        <w:jc w:val="both"/>
-        <w:rPr>
-          <w:rFonts w:ascii="Arial" w:hAnsi="Arial" w:cs="Arial"/>
-          <w:sz w:val="24"/>
-          <w:szCs w:val="24"/>
-        </w:rPr>
-      </w:pPr>
-    </w:p>
-    <w:p>
-      <w:pPr>
-        <w:spacing w:line="360" w:lineRule="auto"/>
-        <w:jc w:val="both"/>
-        <w:rPr>
-          <w:rFonts w:ascii="Arial" w:hAnsi="Arial" w:cs="Arial"/>
-          <w:sz w:val="24"/>
-          <w:szCs w:val="24"/>
-        </w:rPr>
-      </w:pPr>
     </w:p>
     <w:p>
       <w:pPr>
         <w:pStyle w:val="Ttulo2"/>
       </w:pPr>
-      <w:bookmarkStart w:id="8" w:name="_Toc208346829"/>
+      <w:bookmarkStart w:id="7" w:name="_Toc208346829"/>
       <w:r>
         <w:t xml:space="preserve">1.4 </w:t>
       </w:r>
       <w:r>
         <w:t>Justificación</w:t>
       </w:r>
-      <w:bookmarkEnd w:id="8"/>
-    </w:p>
-    <w:p>
-      <w:pPr>
-        <w:pStyle w:val="Prrafodelista"/>
-        <w:rPr>
-          <w:rFonts w:ascii="Arial" w:hAnsi="Arial" w:cs="Arial"/>
-          <w:b/>
-          <w:sz w:val="32"/>
-        </w:rPr>
-      </w:pPr>
-    </w:p>
+      <w:bookmarkEnd w:id="7"/>
+    </w:p>
+    <w:p/>
     <w:p>
       <w:pPr>
         <w:pStyle w:val="Prrafodelista"/>
@@ -2314,7 +2131,7 @@
           <w:rFonts w:ascii="Arial" w:hAnsi="Arial" w:cs="Arial"/>
           <w:sz w:val="24"/>
         </w:rPr>
-        <w:t>El proyecto nace de la necesidad de mejorar la gestión de citas en el consultorio dental Cali-</w:t>
+        <w:t xml:space="preserve">Todo surge de la necesidad de mejorar la gestión de citas en el consultorio dental Médica </w:t>
       </w:r>
       <w:proofErr w:type="spellStart"/>
       <w:r>
@@ -2322,7 +2139,7 @@
           <w:rFonts w:ascii="Arial" w:hAnsi="Arial" w:cs="Arial"/>
           <w:sz w:val="24"/>
         </w:rPr>
-        <w:t>Dent</w:t>
+        <w:t>Isor</w:t>
       </w:r>
       <w:proofErr w:type="spellEnd"/>
       <w:r>
@@ -2344,13 +2161,6 @@
           <w:sz w:val="24"/>
         </w:rPr>
       </w:pPr>
-      <w:r>
-        <w:rPr>
-          <w:rFonts w:ascii="Arial" w:hAnsi="Arial" w:cs="Arial"/>
-          <w:sz w:val="24"/>
-        </w:rPr>
-        <w:t>La finalidad del proyecto es ofrecer una plataforma digital que facilite la programación y seguimiento de citas, permitiendo que los pacientes conozcan los horarios disponibles, gestionen sus reservas en línea y tengan control sobre sus propias citas. Esto garantizará una atención más ágil, ordenada y profesional, mejorando la experiencia del paciente y reduciendo la intervención directa del personal en la gestión de la agenda.</w:t>
-      </w:r>
     </w:p>
     <w:p>
       <w:pPr>
@@ -2368,7 +2178,7 @@
           <w:rFonts w:ascii="Arial" w:hAnsi="Arial" w:cs="Arial"/>
           <w:sz w:val="24"/>
         </w:rPr>
-        <w:t>El proyecto abordará diversas problemáticas que afectan el funcionamiento del consultorio, como la falta de control y organización en la agenda, la descoordinación entre los roles del consultorio —dentista, asistente y paciente— y los prolongados tiempos de espera que enfrentan los pacientes. La plataforma web contribuirá a reducir la posibilidad de citas duplicadas, ofreciendo un registro confiable, accesible y actualizado en tiempo real. Esto permitirá que los pacientes programen, modifiquen o cancelen sus citas de manera autónoma, lo que no solo optimiza la gestión interna del consultorio, sino que también fortalece la autonomía del paciente y mejora significativamente su experiencia al interactuar con el servicio.</w:t>
+        <w:t>La finalidad es ofrecer una plataforma digital que facilite la programación y seguimiento de citas, permitiendo que los pacientes conozcan los horarios disponibles, gestionen sus reservas en línea y tengan control sobre sus propias citas. Esto garantizará una atención más ágil, ordenada y profesional, mejorando la experiencia del paciente y reduciendo la intervención directa del personal en la gestión de la agenda.</w:t>
       </w:r>
     </w:p>
     <w:p>
@@ -2382,13 +2192,6 @@
           <w:sz w:val="24"/>
         </w:rPr>
       </w:pPr>
-      <w:r>
-        <w:rPr>
-          <w:rFonts w:ascii="Arial" w:hAnsi="Arial" w:cs="Arial"/>
-          <w:sz w:val="24"/>
-        </w:rPr>
-        <w:t>Para llevar a cabo el proyecto, se desarrollará un sitio web interactivo que muestre la disponibilidad del consultorio, permita agendar, modificar o cancelar citas, y genere notificaciones automáticas. Se definirán protocolos claros para la atención de pacientes nuevos y recurrentes, y se capacitará al personal en el uso del sistema, asegurando su correcta operación y manteniendo la eficiencia en la organización y atención del consultorio. La digitalización del proceso permitirá liberar al personal de tareas administrativas repetitivas, enfocando sus esfuerzos en la atención clínica y en mejorar la calidad del servicio ofrecido.</w:t>
-      </w:r>
     </w:p>
     <w:p>
       <w:pPr>
@@ -2401,6 +2204,63 @@
           <w:sz w:val="24"/>
         </w:rPr>
       </w:pPr>
+      <w:r>
+        <w:rPr>
+          <w:rFonts w:ascii="Arial" w:hAnsi="Arial" w:cs="Arial"/>
+          <w:sz w:val="24"/>
+        </w:rPr>
+        <w:t>El sistema abordará diversas problemáticas que afectan el funcionamiento del consultorio, como la falta de control y organización en la agenda, la descoordinación entre los roles del consultorio —dentista, asistente y paciente— y los prolongados tiempos de espera que enfrentan los pacientes. La plataforma web contribuirá a reducir la posibilidad de citas duplicadas, ofreciendo un registro confiable, accesible y actualizado en tiempo real. Esto permitirá que los pacientes programen, modifiquen o cancelen sus citas de manera autónoma, lo que no solo optimiza la gestión interna del consultorio, sino que también fortalece la autonomía del paciente y mejora significativamente su experiencia al interactuar con el servicio.</w:t>
+      </w:r>
+    </w:p>
+    <w:p>
+      <w:pPr>
+        <w:pStyle w:val="Prrafodelista"/>
+        <w:spacing w:line="360" w:lineRule="auto"/>
+        <w:ind w:left="0"/>
+        <w:jc w:val="both"/>
+        <w:rPr>
+          <w:rFonts w:ascii="Arial" w:hAnsi="Arial" w:cs="Arial"/>
+          <w:sz w:val="24"/>
+        </w:rPr>
+      </w:pPr>
+      <w:r>
+        <w:rPr>
+          <w:rFonts w:ascii="Arial" w:hAnsi="Arial" w:cs="Arial"/>
+          <w:sz w:val="24"/>
+        </w:rPr>
+        <w:t>Cambiar párrafo</w:t>
+      </w:r>
+    </w:p>
+    <w:p>
+      <w:pPr>
+        <w:pStyle w:val="Prrafodelista"/>
+        <w:spacing w:line="360" w:lineRule="auto"/>
+        <w:ind w:left="0"/>
+        <w:jc w:val="both"/>
+        <w:rPr>
+          <w:rFonts w:ascii="Arial" w:hAnsi="Arial" w:cs="Arial"/>
+          <w:sz w:val="24"/>
+        </w:rPr>
+      </w:pPr>
+      <w:r>
+        <w:rPr>
+          <w:rFonts w:ascii="Arial" w:hAnsi="Arial" w:cs="Arial"/>
+          <w:sz w:val="24"/>
+        </w:rPr>
+        <w:t>La digitalización del proceso permitirá liberar al personal de tareas administrativas repetitivas, enfocando sus esfuerzos en la atención clínica y en mejorar la calidad del servicio ofrecido. Para llevar a cabo el proyecto, se desarrollará un sitio web interactivo que muestre la disponibilidad del consultorio, permita agendar, modificar o cancelar citas, y genere notificaciones automáticas. Se definirán protocolos claros para la atención de pacientes nuevos y recurrentes, y se capacitará al personal en el uso del sistema, asegurando su correcta operación y manteniendo la eficiencia en la organización y atención del consultorio.</w:t>
+      </w:r>
+    </w:p>
+    <w:p>
+      <w:pPr>
+        <w:pStyle w:val="Prrafodelista"/>
+        <w:spacing w:line="360" w:lineRule="auto"/>
+        <w:ind w:left="0"/>
+        <w:jc w:val="both"/>
+        <w:rPr>
+          <w:rFonts w:ascii="Arial" w:hAnsi="Arial" w:cs="Arial"/>
+          <w:sz w:val="24"/>
+        </w:rPr>
+      </w:pPr>
     </w:p>
     <w:p>
       <w:pPr>
@@ -2409,14 +2269,14 @@
           <w:sz w:val="36"/>
         </w:rPr>
       </w:pPr>
-      <w:bookmarkStart w:id="9" w:name="_Toc208346830"/>
+      <w:bookmarkStart w:id="8" w:name="_Toc208346830"/>
       <w:r>
         <w:t xml:space="preserve">1.5 </w:t>
       </w:r>
       <w:r>
         <w:t>Alcance</w:t>
       </w:r>
-      <w:bookmarkEnd w:id="9"/>
+      <w:bookmarkEnd w:id="8"/>
     </w:p>
     <w:p>
       <w:pPr>
@@ -2435,12 +2295,14 @@
         <w:rPr>
           <w:rFonts w:ascii="Arial" w:hAnsi="Arial" w:cs="Arial"/>
           <w:sz w:val="24"/>
-        </w:rPr>
-      </w:pPr>
-      <w:r>
-        <w:rPr>
-          <w:rFonts w:ascii="Arial" w:hAnsi="Arial" w:cs="Arial"/>
-          <w:sz w:val="24"/>
+          <w:szCs w:val="24"/>
+        </w:rPr>
+      </w:pPr>
+      <w:r>
+        <w:rPr>
+          <w:rFonts w:ascii="Arial" w:hAnsi="Arial" w:cs="Arial"/>
+          <w:sz w:val="24"/>
+          <w:szCs w:val="24"/>
         </w:rPr>
         <w:t xml:space="preserve">El sistema web de gestión de citas para el Consultorio dental </w:t>
       </w:r>
@@ -2450,8 +2312,9 @@
           <w:i/>
           <w:iCs/>
           <w:sz w:val="24"/>
-        </w:rPr>
-        <w:t>Cali-</w:t>
+          <w:szCs w:val="24"/>
+        </w:rPr>
+        <w:t xml:space="preserve">Médica </w:t>
       </w:r>
       <w:proofErr w:type="spellStart"/>
       <w:r>
@@ -2460,16 +2323,18 @@
           <w:i/>
           <w:iCs/>
           <w:sz w:val="24"/>
-        </w:rPr>
-        <w:t>Dent</w:t>
+          <w:szCs w:val="24"/>
+        </w:rPr>
+        <w:t>Isor</w:t>
       </w:r>
       <w:proofErr w:type="spellEnd"/>
       <w:r>
         <w:rPr>
           <w:rFonts w:ascii="Arial" w:hAnsi="Arial" w:cs="Arial"/>
           <w:sz w:val="24"/>
-        </w:rPr>
-        <w:t xml:space="preserve"> permitirá administrar de manera digital las reservaciones de los pacientes, ofreciendo funciones como el registro de usuarios, la programación de citas según disponibilidad. Su funcionamiento se basa en una agenda digital conectada en tiempo real, donde tanto los clientes como el administrador podrán crear, modificar o cancelar citas, además de recibir notificaciones automáticas que recuerden los compromisos agendados. El sistema será utilizado principalmente por dos tipos de usuarios: los pacientes del consultorio, que reservarán sus citas en línea, y el administrador o propietario, que controlará la agenda, actualizará la información de servicios y dará seguimiento al estado de las consultas. Estará disponible en cualquier dispositivo con acceso a internet, facilitando su uso tanto dentro del consultorio como desde la comodidad del hogar de los pacientes. En cuanto a costos, al tratarse de un desarrollo académico no generará gastos significativos, aunque en un entorno real podrían considerarse costos asociados a servidores, mantenimiento y personal técnico.</w:t>
+          <w:szCs w:val="24"/>
+        </w:rPr>
+        <w:t xml:space="preserve"> permitirá administrar de manera digital las reservaciones de los pacientes. Su funcionamiento se basa en una agenda digital conectada en tiempo real, donde tanto los clientes como el administrador podrán crear, modificar o cancelar citas, además de recibir notificaciones automáticas que recuerden los compromisos agendados. El sistema será utilizado principalmente por dos tipos de usuarios: los pacientes del consultorio, que reservarán sus citas en línea, y el administrador, que controlará la agenda, actualizará la información de servicios y dará seguimiento al estado de las consultas. Estará disponible en cualquier dispositivo con acceso a internet, facilitando su uso tanto dentro del consultorio como desde la comodidad del hogar de los pacientes. </w:t>
       </w:r>
     </w:p>
     <w:p>
@@ -2484,228 +2349,43 @@
     </w:p>
     <w:p>
       <w:pPr>
-        <w:spacing w:line="360" w:lineRule="auto"/>
-        <w:jc w:val="both"/>
-        <w:rPr>
-          <w:rFonts w:ascii="Arial" w:hAnsi="Arial" w:cs="Arial"/>
-          <w:sz w:val="24"/>
-        </w:rPr>
-      </w:pPr>
-    </w:p>
-    <w:p>
-      <w:pPr>
-        <w:spacing w:line="360" w:lineRule="auto"/>
-        <w:jc w:val="both"/>
-        <w:rPr>
-          <w:rFonts w:ascii="Arial" w:hAnsi="Arial" w:cs="Arial"/>
-          <w:sz w:val="24"/>
-        </w:rPr>
-      </w:pPr>
-    </w:p>
-    <w:p>
-      <w:pPr>
-        <w:spacing w:line="360" w:lineRule="auto"/>
-        <w:jc w:val="both"/>
-        <w:rPr>
-          <w:rFonts w:ascii="Arial" w:hAnsi="Arial" w:cs="Arial"/>
-          <w:sz w:val="24"/>
-        </w:rPr>
-      </w:pPr>
-    </w:p>
-    <w:p>
-      <w:pPr>
-        <w:spacing w:line="360" w:lineRule="auto"/>
-        <w:jc w:val="both"/>
-        <w:rPr>
-          <w:rFonts w:ascii="Arial" w:hAnsi="Arial" w:cs="Arial"/>
-          <w:sz w:val="24"/>
-        </w:rPr>
-      </w:pPr>
-    </w:p>
-    <w:p>
-      <w:pPr>
-        <w:spacing w:line="360" w:lineRule="auto"/>
-        <w:jc w:val="both"/>
-        <w:rPr>
-          <w:rFonts w:ascii="Arial" w:hAnsi="Arial" w:cs="Arial"/>
-          <w:sz w:val="24"/>
-        </w:rPr>
-      </w:pPr>
-    </w:p>
-    <w:p>
-      <w:pPr>
-        <w:spacing w:line="360" w:lineRule="auto"/>
-        <w:jc w:val="both"/>
-        <w:rPr>
-          <w:rFonts w:ascii="Arial" w:hAnsi="Arial" w:cs="Arial"/>
-          <w:sz w:val="24"/>
-        </w:rPr>
-      </w:pPr>
-    </w:p>
-    <w:p>
-      <w:pPr>
         <w:pStyle w:val="Ttulo2"/>
       </w:pPr>
-      <w:bookmarkStart w:id="10" w:name="_Toc208346831"/>
+      <w:bookmarkStart w:id="9" w:name="_Toc208346831"/>
       <w:r>
         <w:t xml:space="preserve">1.6 </w:t>
       </w:r>
       <w:r>
         <w:t>Limitantes</w:t>
       </w:r>
-      <w:bookmarkEnd w:id="10"/>
-    </w:p>
-    <w:p/>
-    <w:p>
-      <w:pPr>
-        <w:pStyle w:val="NormalWeb"/>
+      <w:bookmarkEnd w:id="9"/>
+    </w:p>
+    <w:p>
+      <w:pPr>
+        <w:pStyle w:val="Prrafodelista"/>
         <w:numPr>
           <w:ilvl w:val="0"/>
           <w:numId w:val="5"/>
         </w:numPr>
-        <w:spacing w:line="360" w:lineRule="auto"/>
-        <w:jc w:val="both"/>
-        <w:rPr>
-          <w:rFonts w:ascii="Arial" w:hAnsi="Arial" w:cs="Arial"/>
-        </w:rPr>
-      </w:pPr>
-      <w:r>
-        <w:rPr>
-          <w:rFonts w:ascii="Arial" w:hAnsi="Arial" w:cs="Arial"/>
-        </w:rPr>
-        <w:t xml:space="preserve">La disponibilidad del servicio estará condicionada a la </w:t>
-      </w:r>
-      <w:r>
-        <w:rPr>
-          <w:rStyle w:val="Textoennegrita"/>
-          <w:rFonts w:ascii="Arial" w:hAnsi="Arial" w:cs="Arial"/>
-          <w:b w:val="0"/>
-        </w:rPr>
-        <w:t>conexión a internet</w:t>
-      </w:r>
-      <w:r>
-        <w:rPr>
-          <w:rFonts w:ascii="Arial" w:hAnsi="Arial" w:cs="Arial"/>
-          <w:b/>
-        </w:rPr>
-        <w:t xml:space="preserve"> </w:t>
-      </w:r>
-      <w:r>
-        <w:rPr>
-          <w:rFonts w:ascii="Arial" w:hAnsi="Arial" w:cs="Arial"/>
-        </w:rPr>
-        <w:t>de los usuarios, limitando su uso en entornos sin acceso a la red.</w:t>
-      </w:r>
-    </w:p>
-    <w:p>
-      <w:pPr>
-        <w:pStyle w:val="NormalWeb"/>
-        <w:numPr>
-          <w:ilvl w:val="0"/>
-          <w:numId w:val="5"/>
-        </w:numPr>
-        <w:spacing w:line="360" w:lineRule="auto"/>
-        <w:jc w:val="both"/>
-        <w:rPr>
-          <w:rFonts w:ascii="Arial" w:hAnsi="Arial" w:cs="Arial"/>
-        </w:rPr>
-      </w:pPr>
-      <w:r>
-        <w:rPr>
-          <w:rFonts w:ascii="Arial" w:hAnsi="Arial" w:cs="Arial"/>
-        </w:rPr>
-        <w:t>El envío de notificaciones automáticas dependerá de la correcta configuración de correo electrónico o mensajería vinculada al sistema.</w:t>
-      </w:r>
-    </w:p>
-    <w:p>
-      <w:pPr>
-        <w:pStyle w:val="NormalWeb"/>
-        <w:numPr>
-          <w:ilvl w:val="0"/>
-          <w:numId w:val="5"/>
-        </w:numPr>
-        <w:spacing w:line="360" w:lineRule="auto"/>
-        <w:jc w:val="both"/>
-        <w:rPr>
-          <w:rFonts w:ascii="Arial" w:hAnsi="Arial" w:cs="Arial"/>
-        </w:rPr>
-      </w:pPr>
-      <w:r>
-        <w:rPr>
-          <w:rFonts w:ascii="Arial" w:hAnsi="Arial" w:cs="Arial"/>
-        </w:rPr>
-        <w:t>La capacitación al personal será básica, enfocada únicamente en el uso del sistema web, sin contemplar entrenamientos avanzados en administración digital.</w:t>
-      </w:r>
-    </w:p>
-    <w:p>
-      <w:pPr>
-        <w:pStyle w:val="NormalWeb"/>
-        <w:numPr>
-          <w:ilvl w:val="0"/>
-          <w:numId w:val="5"/>
-        </w:numPr>
-        <w:spacing w:line="360" w:lineRule="auto"/>
-        <w:rPr>
-          <w:rFonts w:ascii="Arial" w:hAnsi="Arial" w:cs="Arial"/>
-        </w:rPr>
-      </w:pPr>
-      <w:r>
-        <w:rPr>
-          <w:rFonts w:ascii="Arial" w:hAnsi="Arial" w:cs="Arial"/>
-        </w:rPr>
-        <w:t>La disponibilidad de los pacientes y su cumplimiento</w:t>
-      </w:r>
-      <w:r>
-        <w:rPr>
-          <w:rFonts w:ascii="Arial" w:hAnsi="Arial" w:cs="Arial"/>
-        </w:rPr>
-        <w:t>,</w:t>
-      </w:r>
-      <w:r>
-        <w:rPr>
-          <w:rFonts w:ascii="Arial" w:hAnsi="Arial" w:cs="Arial"/>
-        </w:rPr>
-        <w:t xml:space="preserve"> aunque el sistema envíe recordatorios, no se puede garantizar que siempre asistan a sus citas.</w:t>
-      </w:r>
-    </w:p>
-    <w:p>
-      <w:pPr>
-        <w:pStyle w:val="NormalWeb"/>
-        <w:numPr>
-          <w:ilvl w:val="0"/>
-          <w:numId w:val="5"/>
-        </w:numPr>
-        <w:spacing w:line="360" w:lineRule="auto"/>
-        <w:rPr>
-          <w:rFonts w:ascii="Arial" w:hAnsi="Arial" w:cs="Arial"/>
-        </w:rPr>
-      </w:pPr>
-      <w:r>
-        <w:rPr>
-          <w:rFonts w:ascii="Arial" w:hAnsi="Arial" w:cs="Arial"/>
-        </w:rPr>
-        <w:t>Restricciones del dispositivo del usuario (por ejemplo, navegadores antiguos o sistemas operativos que no soporten todas las funciones).</w:t>
-      </w:r>
-    </w:p>
-    <w:p>
-      <w:pPr>
-        <w:pStyle w:val="NormalWeb"/>
-        <w:numPr>
-          <w:ilvl w:val="0"/>
-          <w:numId w:val="5"/>
-        </w:numPr>
-        <w:spacing w:line="360" w:lineRule="auto"/>
-        <w:rPr>
-          <w:rFonts w:ascii="Arial" w:hAnsi="Arial" w:cs="Arial"/>
-        </w:rPr>
-      </w:pPr>
-      <w:r>
-        <w:rPr>
-          <w:rFonts w:ascii="Arial" w:hAnsi="Arial" w:cs="Arial"/>
-        </w:rPr>
-        <w:t>No se puede controlar que un paciente reciba notificaciones si tiene problemas con su correo o su celular.</w:t>
-      </w:r>
-    </w:p>
+        <w:spacing w:before="100" w:beforeAutospacing="1" w:after="100" w:afterAutospacing="1" w:line="360" w:lineRule="auto"/>
+        <w:rPr>
+          <w:rFonts w:ascii="Arial" w:eastAsia="Times New Roman" w:hAnsi="Arial" w:cs="Arial"/>
+          <w:sz w:val="24"/>
+          <w:szCs w:val="24"/>
+          <w:lang w:eastAsia="es-MX"/>
+        </w:rPr>
+      </w:pPr>
+      <w:r>
+        <w:rPr>
+          <w:rFonts w:ascii="Arial" w:eastAsia="Times New Roman" w:hAnsi="Arial" w:cs="Arial"/>
+          <w:sz w:val="24"/>
+          <w:szCs w:val="24"/>
+          <w:lang w:eastAsia="es-MX"/>
+        </w:rPr>
+        <w:t>La disposición del propietario respecto a los pagos del hosting.</w:t>
+      </w:r>
+    </w:p>
+    <w:p/>
     <w:p>
       <w:pPr>
         <w:ind w:left="1080"/>
@@ -2729,7 +2409,10 @@
     <w:p/>
     <w:p/>
     <w:p/>
-    <w:p/>
+    <w:p>
+      <w:bookmarkStart w:id="10" w:name="_GoBack"/>
+      <w:bookmarkEnd w:id="10"/>
+    </w:p>
     <w:sectPr>
       <w:footerReference w:type="default" r:id="rId10"/>
       <w:pgSz w:w="12240" w:h="15840"/>
@@ -3422,6 +3105,97 @@
     </w:lvl>
   </w:abstractNum>
   <w:abstractNum w:abstractNumId="3" w15:restartNumberingAfterBreak="0">
+    <w:nsid w:val="33E80742"/>
+    <w:multiLevelType w:val="hybridMultilevel"/>
+    <w:tmpl w:val="3CAE5B14"/>
+    <w:lvl w:ilvl="0" w:tplc="080A0001">
+      <w:start w:val="1"/>
+      <w:numFmt w:val="bullet"/>
+      <w:lvlText w:val=""/>
+      <w:lvlJc w:val="left"/>
+      <w:pPr>
+        <w:ind w:left="2136" w:hanging="360"/>
+      </w:pPr>
+      <w:rPr>
+        <w:rFonts w:ascii="Symbol" w:hAnsi="Symbol" w:hint="default"/>
+        <w:b/>
+        <w:sz w:val="24"/>
+      </w:rPr>
+    </w:lvl>
+    <w:lvl w:ilvl="1" w:tplc="080A0019" w:tentative="1">
+      <w:start w:val="1"/>
+      <w:numFmt w:val="lowerLetter"/>
+      <w:lvlText w:val="%2."/>
+      <w:lvlJc w:val="left"/>
+      <w:pPr>
+        <w:ind w:left="1440" w:hanging="360"/>
+      </w:pPr>
+    </w:lvl>
+    <w:lvl w:ilvl="2" w:tplc="080A001B" w:tentative="1">
+      <w:start w:val="1"/>
+      <w:numFmt w:val="lowerRoman"/>
+      <w:lvlText w:val="%3."/>
+      <w:lvlJc w:val="right"/>
+      <w:pPr>
+        <w:ind w:left="2160" w:hanging="180"/>
+      </w:pPr>
+    </w:lvl>
+    <w:lvl w:ilvl="3" w:tplc="080A000F" w:tentative="1">
+      <w:start w:val="1"/>
+      <w:numFmt w:val="decimal"/>
+      <w:lvlText w:val="%4."/>
+      <w:lvlJc w:val="left"/>
+      <w:pPr>
+        <w:ind w:left="2880" w:hanging="360"/>
+      </w:pPr>
+    </w:lvl>
+    <w:lvl w:ilvl="4" w:tplc="080A0019" w:tentative="1">
+      <w:start w:val="1"/>
+      <w:numFmt w:val="lowerLetter"/>
+      <w:lvlText w:val="%5."/>
+      <w:lvlJc w:val="left"/>
+      <w:pPr>
+        <w:ind w:left="3600" w:hanging="360"/>
+      </w:pPr>
+    </w:lvl>
+    <w:lvl w:ilvl="5" w:tplc="080A001B" w:tentative="1">
+      <w:start w:val="1"/>
+      <w:numFmt w:val="lowerRoman"/>
+      <w:lvlText w:val="%6."/>
+      <w:lvlJc w:val="right"/>
+      <w:pPr>
+        <w:ind w:left="4320" w:hanging="180"/>
+      </w:pPr>
+    </w:lvl>
+    <w:lvl w:ilvl="6" w:tplc="080A000F" w:tentative="1">
+      <w:start w:val="1"/>
+      <w:numFmt w:val="decimal"/>
+      <w:lvlText w:val="%7."/>
+      <w:lvlJc w:val="left"/>
+      <w:pPr>
+        <w:ind w:left="5040" w:hanging="360"/>
+      </w:pPr>
+    </w:lvl>
+    <w:lvl w:ilvl="7" w:tplc="080A0019" w:tentative="1">
+      <w:start w:val="1"/>
+      <w:numFmt w:val="lowerLetter"/>
+      <w:lvlText w:val="%8."/>
+      <w:lvlJc w:val="left"/>
+      <w:pPr>
+        <w:ind w:left="5760" w:hanging="360"/>
+      </w:pPr>
+    </w:lvl>
+    <w:lvl w:ilvl="8" w:tplc="080A001B" w:tentative="1">
+      <w:start w:val="1"/>
+      <w:numFmt w:val="lowerRoman"/>
+      <w:lvlText w:val="%9."/>
+      <w:lvlJc w:val="right"/>
+      <w:pPr>
+        <w:ind w:left="6480" w:hanging="180"/>
+      </w:pPr>
+    </w:lvl>
+  </w:abstractNum>
+  <w:abstractNum w:abstractNumId="4" w15:restartNumberingAfterBreak="0">
     <w:nsid w:val="3CA674A2"/>
     <w:multiLevelType w:val="multilevel"/>
     <w:tmpl w:val="81ECB940"/>
@@ -3543,7 +3317,7 @@
       </w:rPr>
     </w:lvl>
   </w:abstractNum>
-  <w:abstractNum w:abstractNumId="4" w15:restartNumberingAfterBreak="0">
+  <w:abstractNum w:abstractNumId="5" w15:restartNumberingAfterBreak="0">
     <w:nsid w:val="43F8443C"/>
     <w:multiLevelType w:val="hybridMultilevel"/>
     <w:tmpl w:val="E8B29016"/>
@@ -3656,7 +3430,7 @@
       </w:rPr>
     </w:lvl>
   </w:abstractNum>
-  <w:abstractNum w:abstractNumId="5" w15:restartNumberingAfterBreak="0">
+  <w:abstractNum w:abstractNumId="6" w15:restartNumberingAfterBreak="0">
     <w:nsid w:val="4A6E2752"/>
     <w:multiLevelType w:val="hybridMultilevel"/>
     <w:tmpl w:val="BBC875F2"/>
@@ -3747,7 +3521,7 @@
       </w:pPr>
     </w:lvl>
   </w:abstractNum>
-  <w:abstractNum w:abstractNumId="6" w15:restartNumberingAfterBreak="0">
+  <w:abstractNum w:abstractNumId="7" w15:restartNumberingAfterBreak="0">
     <w:nsid w:val="4FDB3A63"/>
     <w:multiLevelType w:val="hybridMultilevel"/>
     <w:tmpl w:val="706200EA"/>
@@ -3860,7 +3634,7 @@
       </w:rPr>
     </w:lvl>
   </w:abstractNum>
-  <w:abstractNum w:abstractNumId="7" w15:restartNumberingAfterBreak="0">
+  <w:abstractNum w:abstractNumId="8" w15:restartNumberingAfterBreak="0">
     <w:nsid w:val="57CB552B"/>
     <w:multiLevelType w:val="hybridMultilevel"/>
     <w:tmpl w:val="EED4FAFC"/>
@@ -3973,7 +3747,7 @@
       </w:rPr>
     </w:lvl>
   </w:abstractNum>
-  <w:abstractNum w:abstractNumId="8" w15:restartNumberingAfterBreak="0">
+  <w:abstractNum w:abstractNumId="9" w15:restartNumberingAfterBreak="0">
     <w:nsid w:val="57EE1C3E"/>
     <w:multiLevelType w:val="hybridMultilevel"/>
     <w:tmpl w:val="73667EC8"/>
@@ -4086,7 +3860,7 @@
       </w:rPr>
     </w:lvl>
   </w:abstractNum>
-  <w:abstractNum w:abstractNumId="9" w15:restartNumberingAfterBreak="0">
+  <w:abstractNum w:abstractNumId="10" w15:restartNumberingAfterBreak="0">
     <w:nsid w:val="6A6E5685"/>
     <w:multiLevelType w:val="hybridMultilevel"/>
     <w:tmpl w:val="644AFB1C"/>
@@ -4200,7 +3974,7 @@
       </w:rPr>
     </w:lvl>
   </w:abstractNum>
-  <w:abstractNum w:abstractNumId="10" w15:restartNumberingAfterBreak="0">
+  <w:abstractNum w:abstractNumId="11" w15:restartNumberingAfterBreak="0">
     <w:nsid w:val="735D1864"/>
     <w:multiLevelType w:val="hybridMultilevel"/>
     <w:tmpl w:val="F8A0AB24"/>
@@ -4313,7 +4087,7 @@
       </w:rPr>
     </w:lvl>
   </w:abstractNum>
-  <w:abstractNum w:abstractNumId="11" w15:restartNumberingAfterBreak="0">
+  <w:abstractNum w:abstractNumId="12" w15:restartNumberingAfterBreak="0">
     <w:nsid w:val="798538F3"/>
     <w:multiLevelType w:val="multilevel"/>
     <w:tmpl w:val="1CD2E622"/>
@@ -4462,7 +4236,7 @@
       </w:rPr>
     </w:lvl>
   </w:abstractNum>
-  <w:abstractNum w:abstractNumId="12" w15:restartNumberingAfterBreak="0">
+  <w:abstractNum w:abstractNumId="13" w15:restartNumberingAfterBreak="0">
     <w:nsid w:val="7C07672A"/>
     <w:multiLevelType w:val="hybridMultilevel"/>
     <w:tmpl w:val="E1424944"/>
@@ -4576,43 +4350,46 @@
     </w:lvl>
   </w:abstractNum>
   <w:num w:numId="1">
-    <w:abstractNumId w:val="6"/>
+    <w:abstractNumId w:val="7"/>
   </w:num>
   <w:num w:numId="2">
     <w:abstractNumId w:val="0"/>
   </w:num>
   <w:num w:numId="3">
-    <w:abstractNumId w:val="5"/>
+    <w:abstractNumId w:val="6"/>
   </w:num>
   <w:num w:numId="4">
-    <w:abstractNumId w:val="7"/>
+    <w:abstractNumId w:val="8"/>
   </w:num>
   <w:num w:numId="5">
-    <w:abstractNumId w:val="11"/>
+    <w:abstractNumId w:val="12"/>
   </w:num>
   <w:num w:numId="6">
     <w:abstractNumId w:val="1"/>
   </w:num>
   <w:num w:numId="7">
-    <w:abstractNumId w:val="12"/>
+    <w:abstractNumId w:val="13"/>
   </w:num>
   <w:num w:numId="8">
-    <w:abstractNumId w:val="3"/>
+    <w:abstractNumId w:val="4"/>
   </w:num>
   <w:num w:numId="9">
-    <w:abstractNumId w:val="10"/>
+    <w:abstractNumId w:val="11"/>
   </w:num>
   <w:num w:numId="10">
-    <w:abstractNumId w:val="4"/>
+    <w:abstractNumId w:val="5"/>
   </w:num>
   <w:num w:numId="11">
-    <w:abstractNumId w:val="8"/>
+    <w:abstractNumId w:val="9"/>
   </w:num>
   <w:num w:numId="12">
     <w:abstractNumId w:val="2"/>
   </w:num>
   <w:num w:numId="13">
-    <w:abstractNumId w:val="9"/>
+    <w:abstractNumId w:val="10"/>
+  </w:num>
+  <w:num w:numId="14">
+    <w:abstractNumId w:val="3"/>
   </w:num>
   <w:numIdMacAtCleanup w:val="8"/>
 </w:numbering>
@@ -5084,7 +4861,6 @@
   <w:style w:type="character" w:default="1" w:styleId="Fuentedeprrafopredeter">
     <w:name w:val="Default Paragraph Font"/>
     <w:uiPriority w:val="1"/>
-    <w:semiHidden/>
     <w:unhideWhenUsed/>
   </w:style>
   <w:style w:type="table" w:default="1" w:styleId="Tablanormal">
@@ -5649,7 +5425,7 @@
 </file>
 
 <file path=customXml/itemProps1.xml><?xml version="1.0" encoding="utf-8"?>
-<ds:datastoreItem xmlns:ds="http://schemas.openxmlformats.org/officeDocument/2006/customXml" ds:itemID="{CE3F85D6-1A4C-4A7A-AC69-00A7BC754968}">
+<ds:datastoreItem xmlns:ds="http://schemas.openxmlformats.org/officeDocument/2006/customXml" ds:itemID="{7B725265-9A90-4890-B112-A30E3A5CE7C5}">
   <ds:schemaRefs>
     <ds:schemaRef ds:uri="http://schemas.openxmlformats.org/officeDocument/2006/bibliography"/>
   </ds:schemaRefs>
